--- a/QjiDSP_User_Manual_English_v1_4_0.docx
+++ b/QjiDSP_User_Manual_English_v1_4_0.docx
@@ -27,7 +27,14 @@
           <w:b w:val="false"/>
           <w:i w:val="false"/>
         </w:rPr>
-        <w:t xml:space="preserve">— QjiDSP for people who listen to music —</w:t>
+        <w:t xml:space="preserve">— </w:t>
+      </w:r>
+      <w:r>
+        <w:rPr>
+          <w:b w:val="false"/>
+          <w:i w:val="false"/>
+        </w:rPr>
+        <w:t>QjiDSP for people who listen to music —</w:t>
       </w:r>
     </w:p>
     <w:p>
@@ -63,7 +70,7 @@
           <w:i w:val="false"/>
           <w:lang w:eastAsia="ja-JP"/>
         </w:rPr>
-        <w:t>1</w:t>
+        <w:t>4</w:t>
       </w:r>
       <w:r>
         <w:rPr>
@@ -154,72 +161,114 @@
           <w:b w:val="false"/>
           <w:i w:val="false"/>
         </w:rPr>
-        <w:t xml:space="preserve">• What is QjiDSP?</w:t>
-      </w:r>
-    </w:p>
-    <w:p>
-      <w:pPr>
-        <w:pStyle w:val="Normal"/>
-        <w:rPr/>
-      </w:pPr>
-      <w:r>
-        <w:rPr>
-          <w:b w:val="false"/>
-          <w:i w:val="false"/>
-        </w:rPr>
-        <w:t xml:space="preserve">• From Qji to QjiDSP</w:t>
-      </w:r>
-    </w:p>
-    <w:p>
-      <w:pPr>
-        <w:pStyle w:val="Normal"/>
-        <w:rPr/>
-      </w:pPr>
-      <w:r>
-        <w:rPr>
-          <w:b w:val="false"/>
-          <w:i w:val="false"/>
-        </w:rPr>
-        <w:t xml:space="preserve">• What QjiDSP aims to do</w:t>
-      </w:r>
-    </w:p>
-    <w:p>
-      <w:pPr>
-        <w:pStyle w:val="Normal"/>
-        <w:rPr/>
-      </w:pPr>
-      <w:r>
-        <w:rPr>
-          <w:b w:val="false"/>
-          <w:i w:val="false"/>
-        </w:rPr>
-        <w:t xml:space="preserve">• Not simply “improving sound,” but “cultivating the space in which music exists”</w:t>
-      </w:r>
-    </w:p>
-    <w:p>
-      <w:pPr>
-        <w:pStyle w:val="Normal"/>
-        <w:rPr/>
-      </w:pPr>
-      <w:r>
-        <w:rPr>
-          <w:b w:val="false"/>
-          <w:i w:val="false"/>
-        </w:rPr>
-        <w:t xml:space="preserve">• QjiDSP and CamillaDSP</w:t>
-      </w:r>
-    </w:p>
-    <w:p>
-      <w:pPr>
-        <w:pStyle w:val="Normal"/>
-        <w:rPr/>
-      </w:pPr>
-      <w:r>
-        <w:rPr>
-          <w:b w:val="false"/>
-          <w:i w:val="false"/>
-        </w:rPr>
-        <w:t xml:space="preserve">• How to read this manual</w:t>
+        <w:t xml:space="preserve">• </w:t>
+      </w:r>
+      <w:r>
+        <w:rPr>
+          <w:b w:val="false"/>
+          <w:i w:val="false"/>
+        </w:rPr>
+        <w:t>What is QjiDSP?</w:t>
+      </w:r>
+    </w:p>
+    <w:p>
+      <w:pPr>
+        <w:pStyle w:val="Normal"/>
+        <w:rPr/>
+      </w:pPr>
+      <w:r>
+        <w:rPr>
+          <w:b w:val="false"/>
+          <w:i w:val="false"/>
+        </w:rPr>
+        <w:t xml:space="preserve">• </w:t>
+      </w:r>
+      <w:r>
+        <w:rPr>
+          <w:b w:val="false"/>
+          <w:i w:val="false"/>
+        </w:rPr>
+        <w:t>From Qji to QjiDSP</w:t>
+      </w:r>
+    </w:p>
+    <w:p>
+      <w:pPr>
+        <w:pStyle w:val="Normal"/>
+        <w:rPr/>
+      </w:pPr>
+      <w:r>
+        <w:rPr>
+          <w:b w:val="false"/>
+          <w:i w:val="false"/>
+        </w:rPr>
+        <w:t xml:space="preserve">• </w:t>
+      </w:r>
+      <w:r>
+        <w:rPr>
+          <w:b w:val="false"/>
+          <w:i w:val="false"/>
+        </w:rPr>
+        <w:t>What QjiDSP aims to do</w:t>
+      </w:r>
+    </w:p>
+    <w:p>
+      <w:pPr>
+        <w:pStyle w:val="Normal"/>
+        <w:rPr/>
+      </w:pPr>
+      <w:r>
+        <w:rPr>
+          <w:b w:val="false"/>
+          <w:i w:val="false"/>
+        </w:rPr>
+        <w:t xml:space="preserve">• </w:t>
+      </w:r>
+      <w:r>
+        <w:rPr>
+          <w:b w:val="false"/>
+          <w:i w:val="false"/>
+        </w:rPr>
+        <w:t>Not simply “improving sound,” but “cultivating the space in which music exists”</w:t>
+      </w:r>
+    </w:p>
+    <w:p>
+      <w:pPr>
+        <w:pStyle w:val="Normal"/>
+        <w:rPr/>
+      </w:pPr>
+      <w:r>
+        <w:rPr>
+          <w:b w:val="false"/>
+          <w:i w:val="false"/>
+        </w:rPr>
+        <w:t xml:space="preserve">• </w:t>
+      </w:r>
+      <w:r>
+        <w:rPr>
+          <w:b w:val="false"/>
+          <w:i w:val="false"/>
+        </w:rPr>
+        <w:t>QjiDSP and CamillaDSP</w:t>
+      </w:r>
+    </w:p>
+    <w:p>
+      <w:pPr>
+        <w:pStyle w:val="Normal"/>
+        <w:rPr/>
+      </w:pPr>
+      <w:r>
+        <w:rPr>
+          <w:b w:val="false"/>
+          <w:i w:val="false"/>
+        </w:rPr>
+        <w:t xml:space="preserve">• </w:t>
+      </w:r>
+      <w:r>
+        <w:rPr>
+          <w:b w:val="false"/>
+          <w:i w:val="false"/>
+        </w:rPr>
+        <w:t>How to read this manual</w:t>
       </w:r>
     </w:p>
     <w:p>
@@ -245,72 +294,114 @@
           <w:b w:val="false"/>
           <w:i w:val="false"/>
         </w:rPr>
-        <w:t xml:space="preserve">• 1. What is QjiDSP?</w:t>
-      </w:r>
-    </w:p>
-    <w:p>
-      <w:pPr>
-        <w:pStyle w:val="Normal"/>
-        <w:rPr/>
-      </w:pPr>
-      <w:r>
-        <w:rPr>
-          <w:b w:val="false"/>
-          <w:i w:val="false"/>
-        </w:rPr>
-        <w:t xml:space="preserve">• 2. System Requirements</w:t>
-      </w:r>
-    </w:p>
-    <w:p>
-      <w:pPr>
-        <w:pStyle w:val="Normal"/>
-        <w:rPr/>
-      </w:pPr>
-      <w:r>
-        <w:rPr>
-          <w:b w:val="false"/>
-          <w:i w:val="false"/>
-        </w:rPr>
-        <w:t xml:space="preserve">• 3. Installation</w:t>
-      </w:r>
-    </w:p>
-    <w:p>
-      <w:pPr>
-        <w:pStyle w:val="Normal"/>
-        <w:rPr/>
-      </w:pPr>
-      <w:r>
-        <w:rPr>
-          <w:b w:val="false"/>
-          <w:i w:val="false"/>
-        </w:rPr>
-        <w:t xml:space="preserve">• 3.1 Qji player</w:t>
-      </w:r>
-    </w:p>
-    <w:p>
-      <w:pPr>
-        <w:pStyle w:val="Normal"/>
-        <w:rPr/>
-      </w:pPr>
-      <w:r>
-        <w:rPr>
-          <w:b w:val="false"/>
-          <w:i w:val="false"/>
-        </w:rPr>
-        <w:t xml:space="preserve">• 3.2 Obtaining QjiDSP</w:t>
-      </w:r>
-    </w:p>
-    <w:p>
-      <w:pPr>
-        <w:pStyle w:val="Normal"/>
-        <w:rPr/>
-      </w:pPr>
-      <w:r>
-        <w:rPr>
-          <w:b w:val="false"/>
-          <w:i w:val="false"/>
-        </w:rPr>
-        <w:t xml:space="preserve">• 3.3 Running the installer</w:t>
+        <w:t xml:space="preserve">• </w:t>
+      </w:r>
+      <w:r>
+        <w:rPr>
+          <w:b w:val="false"/>
+          <w:i w:val="false"/>
+        </w:rPr>
+        <w:t>1. What is QjiDSP?</w:t>
+      </w:r>
+    </w:p>
+    <w:p>
+      <w:pPr>
+        <w:pStyle w:val="Normal"/>
+        <w:rPr/>
+      </w:pPr>
+      <w:r>
+        <w:rPr>
+          <w:b w:val="false"/>
+          <w:i w:val="false"/>
+        </w:rPr>
+        <w:t xml:space="preserve">• </w:t>
+      </w:r>
+      <w:r>
+        <w:rPr>
+          <w:b w:val="false"/>
+          <w:i w:val="false"/>
+        </w:rPr>
+        <w:t>2. System Requirements</w:t>
+      </w:r>
+    </w:p>
+    <w:p>
+      <w:pPr>
+        <w:pStyle w:val="Normal"/>
+        <w:rPr/>
+      </w:pPr>
+      <w:r>
+        <w:rPr>
+          <w:b w:val="false"/>
+          <w:i w:val="false"/>
+        </w:rPr>
+        <w:t xml:space="preserve">• </w:t>
+      </w:r>
+      <w:r>
+        <w:rPr>
+          <w:b w:val="false"/>
+          <w:i w:val="false"/>
+        </w:rPr>
+        <w:t>3. Installation</w:t>
+      </w:r>
+    </w:p>
+    <w:p>
+      <w:pPr>
+        <w:pStyle w:val="Normal"/>
+        <w:rPr/>
+      </w:pPr>
+      <w:r>
+        <w:rPr>
+          <w:b w:val="false"/>
+          <w:i w:val="false"/>
+        </w:rPr>
+        <w:t xml:space="preserve">• </w:t>
+      </w:r>
+      <w:r>
+        <w:rPr>
+          <w:b w:val="false"/>
+          <w:i w:val="false"/>
+        </w:rPr>
+        <w:t>3.1 Qji player</w:t>
+      </w:r>
+    </w:p>
+    <w:p>
+      <w:pPr>
+        <w:pStyle w:val="Normal"/>
+        <w:rPr/>
+      </w:pPr>
+      <w:r>
+        <w:rPr>
+          <w:b w:val="false"/>
+          <w:i w:val="false"/>
+        </w:rPr>
+        <w:t xml:space="preserve">• </w:t>
+      </w:r>
+      <w:r>
+        <w:rPr>
+          <w:b w:val="false"/>
+          <w:i w:val="false"/>
+        </w:rPr>
+        <w:t>3.2 Obtaining QjiDSP</w:t>
+      </w:r>
+    </w:p>
+    <w:p>
+      <w:pPr>
+        <w:pStyle w:val="Normal"/>
+        <w:rPr/>
+      </w:pPr>
+      <w:r>
+        <w:rPr>
+          <w:b w:val="false"/>
+          <w:i w:val="false"/>
+        </w:rPr>
+        <w:t xml:space="preserve">• </w:t>
+      </w:r>
+      <w:r>
+        <w:rPr>
+          <w:b w:val="false"/>
+          <w:i w:val="false"/>
+        </w:rPr>
+        <w:t>3.3 Running the installer</w:t>
       </w:r>
     </w:p>
     <w:p>
@@ -336,59 +427,94 @@
           <w:b w:val="false"/>
           <w:i w:val="false"/>
         </w:rPr>
-        <w:t xml:space="preserve">• 4. Starting QjiDSP</w:t>
-      </w:r>
-    </w:p>
-    <w:p>
-      <w:pPr>
-        <w:pStyle w:val="Normal"/>
-        <w:rPr/>
-      </w:pPr>
-      <w:r>
-        <w:rPr>
-          <w:b w:val="false"/>
-          <w:i w:val="false"/>
-        </w:rPr>
-        <w:t xml:space="preserve">• 4.1 Starting from the desktop (general)</w:t>
-      </w:r>
-    </w:p>
-    <w:p>
-      <w:pPr>
-        <w:pStyle w:val="Normal"/>
-        <w:rPr/>
-      </w:pPr>
-      <w:r>
-        <w:rPr>
-          <w:b w:val="false"/>
-          <w:i w:val="false"/>
-        </w:rPr>
-        <w:t xml:space="preserve">• 4.2 Starting from the terminal (Linux-oriented)</w:t>
-      </w:r>
-    </w:p>
-    <w:p>
-      <w:pPr>
-        <w:pStyle w:val="Normal"/>
-        <w:rPr/>
-      </w:pPr>
-      <w:r>
-        <w:rPr>
-          <w:b w:val="false"/>
-          <w:i w:val="false"/>
-        </w:rPr>
-        <w:t xml:space="preserve">• 4.3 Selecting the output device at startup</w:t>
-      </w:r>
-    </w:p>
-    <w:p>
-      <w:pPr>
-        <w:pStyle w:val="Normal"/>
-        <w:rPr/>
-      </w:pPr>
-      <w:r>
-        <w:rPr>
-          <w:b w:val="false"/>
-          <w:i w:val="false"/>
-        </w:rPr>
-        <w:t xml:space="preserve">• 5. Your first track</w:t>
+        <w:t xml:space="preserve">• </w:t>
+      </w:r>
+      <w:r>
+        <w:rPr>
+          <w:b w:val="false"/>
+          <w:i w:val="false"/>
+        </w:rPr>
+        <w:t>4. Starting QjiDSP</w:t>
+      </w:r>
+    </w:p>
+    <w:p>
+      <w:pPr>
+        <w:pStyle w:val="Normal"/>
+        <w:rPr/>
+      </w:pPr>
+      <w:r>
+        <w:rPr>
+          <w:b w:val="false"/>
+          <w:i w:val="false"/>
+        </w:rPr>
+        <w:t xml:space="preserve">• </w:t>
+      </w:r>
+      <w:r>
+        <w:rPr>
+          <w:b w:val="false"/>
+          <w:i w:val="false"/>
+        </w:rPr>
+        <w:t>4.1 Starting from the desktop (general)</w:t>
+      </w:r>
+    </w:p>
+    <w:p>
+      <w:pPr>
+        <w:pStyle w:val="Normal"/>
+        <w:rPr/>
+      </w:pPr>
+      <w:r>
+        <w:rPr>
+          <w:b w:val="false"/>
+          <w:i w:val="false"/>
+        </w:rPr>
+        <w:t xml:space="preserve">• </w:t>
+      </w:r>
+      <w:r>
+        <w:rPr>
+          <w:b w:val="false"/>
+          <w:i w:val="false"/>
+        </w:rPr>
+        <w:t>4.2 Starting from the terminal (Linux-oriented)</w:t>
+      </w:r>
+    </w:p>
+    <w:p>
+      <w:pPr>
+        <w:pStyle w:val="Normal"/>
+        <w:rPr/>
+      </w:pPr>
+      <w:r>
+        <w:rPr>
+          <w:b w:val="false"/>
+          <w:i w:val="false"/>
+        </w:rPr>
+        <w:t xml:space="preserve">• </w:t>
+      </w:r>
+      <w:r>
+        <w:rPr>
+          <w:b w:val="false"/>
+          <w:i w:val="false"/>
+        </w:rPr>
+        <w:t>4.3 Selecting the output device at startup</w:t>
+      </w:r>
+    </w:p>
+    <w:p>
+      <w:pPr>
+        <w:pStyle w:val="Normal"/>
+        <w:rPr/>
+      </w:pPr>
+      <w:r>
+        <w:rPr>
+          <w:b w:val="false"/>
+          <w:i w:val="false"/>
+        </w:rPr>
+        <w:t xml:space="preserve">• </w:t>
+      </w:r>
+      <w:r>
+        <w:rPr>
+          <w:b w:val="false"/>
+          <w:i w:val="false"/>
+        </w:rPr>
+        <w:t>5. Your first track</w:t>
       </w:r>
     </w:p>
     <w:p>
@@ -414,176 +540,274 @@
           <w:b w:val="false"/>
           <w:i w:val="false"/>
         </w:rPr>
-        <w:t xml:space="preserve">• 6. Main Menu</w:t>
-      </w:r>
-    </w:p>
-    <w:p>
-      <w:pPr>
-        <w:pStyle w:val="Normal"/>
-        <w:rPr/>
-      </w:pPr>
-      <w:r>
-        <w:rPr>
-          <w:b w:val="false"/>
-          <w:i w:val="false"/>
-        </w:rPr>
-        <w:t xml:space="preserve">• 7. Ways to Choose Music</w:t>
-      </w:r>
-    </w:p>
-    <w:p>
-      <w:pPr>
-        <w:pStyle w:val="Normal"/>
-        <w:rPr/>
-      </w:pPr>
-      <w:r>
-        <w:rPr>
-          <w:b w:val="false"/>
-          <w:i w:val="false"/>
-        </w:rPr>
-        <w:t xml:space="preserve">• 7.1 Random Shuffle</w:t>
-      </w:r>
-    </w:p>
-    <w:p>
-      <w:pPr>
-        <w:pStyle w:val="Normal"/>
-        <w:rPr/>
-      </w:pPr>
-      <w:r>
-        <w:rPr>
-          <w:b w:val="false"/>
-          <w:i w:val="false"/>
-        </w:rPr>
-        <w:t xml:space="preserve">• 7.2 Tempo-based playback</w:t>
-      </w:r>
-    </w:p>
-    <w:p>
-      <w:pPr>
-        <w:pStyle w:val="Normal"/>
-        <w:rPr/>
-      </w:pPr>
-      <w:r>
-        <w:rPr>
-          <w:b w:val="false"/>
-          <w:i w:val="false"/>
-        </w:rPr>
-        <w:t xml:space="preserve">• 7.3 Composer</w:t>
-      </w:r>
-    </w:p>
-    <w:p>
-      <w:pPr>
-        <w:pStyle w:val="Normal"/>
-        <w:rPr/>
-      </w:pPr>
-      <w:r>
-        <w:rPr>
-          <w:b w:val="false"/>
-          <w:i w:val="false"/>
-        </w:rPr>
-        <w:t xml:space="preserve">• 7.4 Performer</w:t>
-      </w:r>
-    </w:p>
-    <w:p>
-      <w:pPr>
-        <w:pStyle w:val="Normal"/>
-        <w:rPr/>
-      </w:pPr>
-      <w:r>
-        <w:rPr>
-          <w:b w:val="false"/>
-          <w:i w:val="false"/>
-        </w:rPr>
-        <w:t xml:space="preserve">• 7.5 Conductor</w:t>
-      </w:r>
-    </w:p>
-    <w:p>
-      <w:pPr>
-        <w:pStyle w:val="Normal"/>
-        <w:rPr/>
-      </w:pPr>
-      <w:r>
-        <w:rPr>
-          <w:b w:val="false"/>
-          <w:i w:val="false"/>
-        </w:rPr>
-        <w:t xml:space="preserve">• 7.6 Genre</w:t>
-      </w:r>
-    </w:p>
-    <w:p>
-      <w:pPr>
-        <w:pStyle w:val="Normal"/>
-        <w:rPr/>
-      </w:pPr>
-      <w:r>
-        <w:rPr>
-          <w:b w:val="false"/>
-          <w:i w:val="false"/>
-        </w:rPr>
-        <w:t xml:space="preserve">• 7.7 Mood</w:t>
-      </w:r>
-    </w:p>
-    <w:p>
-      <w:pPr>
-        <w:pStyle w:val="Normal"/>
-        <w:rPr/>
-      </w:pPr>
-      <w:r>
-        <w:rPr>
-          <w:b w:val="false"/>
-          <w:i w:val="false"/>
-        </w:rPr>
-        <w:t xml:space="preserve">• 7.8 Keyword Search</w:t>
-      </w:r>
-    </w:p>
-    <w:p>
-      <w:pPr>
-        <w:pStyle w:val="Normal"/>
-        <w:rPr/>
-      </w:pPr>
-      <w:r>
-        <w:rPr>
-          <w:b w:val="false"/>
-          <w:i w:val="false"/>
-        </w:rPr>
-        <w:t xml:space="preserve">• 7.9 Multi-filter Search</w:t>
-      </w:r>
-    </w:p>
-    <w:p>
-      <w:pPr>
-        <w:pStyle w:val="Normal"/>
-        <w:rPr/>
-      </w:pPr>
-      <w:r>
-        <w:rPr>
-          <w:b w:val="false"/>
-          <w:i w:val="false"/>
-        </w:rPr>
-        <w:t xml:space="preserve">• 8. Choosing by Cover Art</w:t>
-      </w:r>
-    </w:p>
-    <w:p>
-      <w:pPr>
-        <w:pStyle w:val="Normal"/>
-        <w:rPr/>
-      </w:pPr>
-      <w:r>
-        <w:rPr>
-          <w:b w:val="false"/>
-          <w:i w:val="false"/>
-        </w:rPr>
-        <w:t xml:space="preserve">• 8.1 Album Cover Browser</w:t>
-      </w:r>
-    </w:p>
-    <w:p>
-      <w:pPr>
-        <w:pStyle w:val="Normal"/>
-        <w:rPr/>
-      </w:pPr>
-      <w:r>
-        <w:rPr>
-          <w:b w:val="false"/>
-          <w:i w:val="false"/>
-        </w:rPr>
-        <w:t xml:space="preserve">• 8.2 Recently Added</w:t>
+        <w:t xml:space="preserve">• </w:t>
+      </w:r>
+      <w:r>
+        <w:rPr>
+          <w:b w:val="false"/>
+          <w:i w:val="false"/>
+        </w:rPr>
+        <w:t>6. Main Menu</w:t>
+      </w:r>
+    </w:p>
+    <w:p>
+      <w:pPr>
+        <w:pStyle w:val="Normal"/>
+        <w:rPr/>
+      </w:pPr>
+      <w:r>
+        <w:rPr>
+          <w:b w:val="false"/>
+          <w:i w:val="false"/>
+        </w:rPr>
+        <w:t xml:space="preserve">• </w:t>
+      </w:r>
+      <w:r>
+        <w:rPr>
+          <w:b w:val="false"/>
+          <w:i w:val="false"/>
+        </w:rPr>
+        <w:t>7. Ways to Choose Music</w:t>
+      </w:r>
+    </w:p>
+    <w:p>
+      <w:pPr>
+        <w:pStyle w:val="Normal"/>
+        <w:rPr/>
+      </w:pPr>
+      <w:r>
+        <w:rPr>
+          <w:b w:val="false"/>
+          <w:i w:val="false"/>
+        </w:rPr>
+        <w:t xml:space="preserve">• </w:t>
+      </w:r>
+      <w:r>
+        <w:rPr>
+          <w:b w:val="false"/>
+          <w:i w:val="false"/>
+        </w:rPr>
+        <w:t>7.1 Random Shuffle</w:t>
+      </w:r>
+    </w:p>
+    <w:p>
+      <w:pPr>
+        <w:pStyle w:val="Normal"/>
+        <w:rPr/>
+      </w:pPr>
+      <w:r>
+        <w:rPr>
+          <w:b w:val="false"/>
+          <w:i w:val="false"/>
+        </w:rPr>
+        <w:t xml:space="preserve">• </w:t>
+      </w:r>
+      <w:r>
+        <w:rPr>
+          <w:b w:val="false"/>
+          <w:i w:val="false"/>
+        </w:rPr>
+        <w:t>7.2 Tempo-based playback</w:t>
+      </w:r>
+    </w:p>
+    <w:p>
+      <w:pPr>
+        <w:pStyle w:val="Normal"/>
+        <w:rPr/>
+      </w:pPr>
+      <w:r>
+        <w:rPr>
+          <w:b w:val="false"/>
+          <w:i w:val="false"/>
+        </w:rPr>
+        <w:t xml:space="preserve">• </w:t>
+      </w:r>
+      <w:r>
+        <w:rPr>
+          <w:b w:val="false"/>
+          <w:i w:val="false"/>
+        </w:rPr>
+        <w:t>7.3 Composer</w:t>
+      </w:r>
+    </w:p>
+    <w:p>
+      <w:pPr>
+        <w:pStyle w:val="Normal"/>
+        <w:rPr/>
+      </w:pPr>
+      <w:r>
+        <w:rPr>
+          <w:b w:val="false"/>
+          <w:i w:val="false"/>
+        </w:rPr>
+        <w:t xml:space="preserve">• </w:t>
+      </w:r>
+      <w:r>
+        <w:rPr>
+          <w:b w:val="false"/>
+          <w:i w:val="false"/>
+        </w:rPr>
+        <w:t>7.4 Performer</w:t>
+      </w:r>
+    </w:p>
+    <w:p>
+      <w:pPr>
+        <w:pStyle w:val="Normal"/>
+        <w:rPr/>
+      </w:pPr>
+      <w:r>
+        <w:rPr>
+          <w:b w:val="false"/>
+          <w:i w:val="false"/>
+        </w:rPr>
+        <w:t xml:space="preserve">• </w:t>
+      </w:r>
+      <w:r>
+        <w:rPr>
+          <w:b w:val="false"/>
+          <w:i w:val="false"/>
+        </w:rPr>
+        <w:t>7.5 Conductor</w:t>
+      </w:r>
+    </w:p>
+    <w:p>
+      <w:pPr>
+        <w:pStyle w:val="Normal"/>
+        <w:rPr/>
+      </w:pPr>
+      <w:r>
+        <w:rPr>
+          <w:b w:val="false"/>
+          <w:i w:val="false"/>
+        </w:rPr>
+        <w:t xml:space="preserve">• </w:t>
+      </w:r>
+      <w:r>
+        <w:rPr>
+          <w:b w:val="false"/>
+          <w:i w:val="false"/>
+        </w:rPr>
+        <w:t>7.6 Genre</w:t>
+      </w:r>
+    </w:p>
+    <w:p>
+      <w:pPr>
+        <w:pStyle w:val="Normal"/>
+        <w:rPr/>
+      </w:pPr>
+      <w:r>
+        <w:rPr>
+          <w:b w:val="false"/>
+          <w:i w:val="false"/>
+        </w:rPr>
+        <w:t xml:space="preserve">• </w:t>
+      </w:r>
+      <w:r>
+        <w:rPr>
+          <w:b w:val="false"/>
+          <w:i w:val="false"/>
+        </w:rPr>
+        <w:t>7.7 Mood</w:t>
+      </w:r>
+    </w:p>
+    <w:p>
+      <w:pPr>
+        <w:pStyle w:val="Normal"/>
+        <w:rPr/>
+      </w:pPr>
+      <w:r>
+        <w:rPr>
+          <w:b w:val="false"/>
+          <w:i w:val="false"/>
+        </w:rPr>
+        <w:t xml:space="preserve">• </w:t>
+      </w:r>
+      <w:r>
+        <w:rPr>
+          <w:b w:val="false"/>
+          <w:i w:val="false"/>
+        </w:rPr>
+        <w:t>7.8 Keyword Search</w:t>
+      </w:r>
+    </w:p>
+    <w:p>
+      <w:pPr>
+        <w:pStyle w:val="Normal"/>
+        <w:rPr/>
+      </w:pPr>
+      <w:r>
+        <w:rPr>
+          <w:b w:val="false"/>
+          <w:i w:val="false"/>
+        </w:rPr>
+        <w:t xml:space="preserve">• </w:t>
+      </w:r>
+      <w:r>
+        <w:rPr>
+          <w:b w:val="false"/>
+          <w:i w:val="false"/>
+        </w:rPr>
+        <w:t>7.9 Multi-filter Search</w:t>
+      </w:r>
+    </w:p>
+    <w:p>
+      <w:pPr>
+        <w:pStyle w:val="Normal"/>
+        <w:rPr/>
+      </w:pPr>
+      <w:r>
+        <w:rPr>
+          <w:b w:val="false"/>
+          <w:i w:val="false"/>
+        </w:rPr>
+        <w:t xml:space="preserve">• </w:t>
+      </w:r>
+      <w:r>
+        <w:rPr>
+          <w:b w:val="false"/>
+          <w:i w:val="false"/>
+        </w:rPr>
+        <w:t>8. Choosing by Cover Art</w:t>
+      </w:r>
+    </w:p>
+    <w:p>
+      <w:pPr>
+        <w:pStyle w:val="Normal"/>
+        <w:rPr/>
+      </w:pPr>
+      <w:r>
+        <w:rPr>
+          <w:b w:val="false"/>
+          <w:i w:val="false"/>
+        </w:rPr>
+        <w:t xml:space="preserve">• </w:t>
+      </w:r>
+      <w:r>
+        <w:rPr>
+          <w:b w:val="false"/>
+          <w:i w:val="false"/>
+        </w:rPr>
+        <w:t>8.1 Album Cover Browser</w:t>
+      </w:r>
+    </w:p>
+    <w:p>
+      <w:pPr>
+        <w:pStyle w:val="Normal"/>
+        <w:rPr/>
+      </w:pPr>
+      <w:r>
+        <w:rPr>
+          <w:b w:val="false"/>
+          <w:i w:val="false"/>
+        </w:rPr>
+        <w:t xml:space="preserve">• </w:t>
+      </w:r>
+      <w:r>
+        <w:rPr>
+          <w:b w:val="false"/>
+          <w:i w:val="false"/>
+        </w:rPr>
+        <w:t>8.2 Recently Added</w:t>
       </w:r>
     </w:p>
     <w:p>
@@ -609,46 +833,74 @@
           <w:b w:val="false"/>
           <w:i w:val="false"/>
         </w:rPr>
-        <w:t xml:space="preserve">• 9. Basic Playback Controls</w:t>
-      </w:r>
-    </w:p>
-    <w:p>
-      <w:pPr>
-        <w:pStyle w:val="Normal"/>
-        <w:rPr/>
-      </w:pPr>
-      <w:r>
-        <w:rPr>
-          <w:b w:val="false"/>
-          <w:i w:val="false"/>
-        </w:rPr>
-        <w:t xml:space="preserve">• 10. Adjusting Volume During Playback</w:t>
-      </w:r>
-    </w:p>
-    <w:p>
-      <w:pPr>
-        <w:pStyle w:val="Normal"/>
-        <w:rPr/>
-      </w:pPr>
-      <w:r>
-        <w:rPr>
-          <w:b w:val="false"/>
-          <w:i w:val="false"/>
-        </w:rPr>
-        <w:t xml:space="preserve">• 11. Input Gain Presets</w:t>
-      </w:r>
-    </w:p>
-    <w:p>
-      <w:pPr>
-        <w:pStyle w:val="Normal"/>
-        <w:rPr/>
-      </w:pPr>
-      <w:r>
-        <w:rPr>
-          <w:b w:val="false"/>
-          <w:i w:val="false"/>
-        </w:rPr>
-        <w:t xml:space="preserve">• 12. Auto De-Clip</w:t>
+        <w:t xml:space="preserve">• </w:t>
+      </w:r>
+      <w:r>
+        <w:rPr>
+          <w:b w:val="false"/>
+          <w:i w:val="false"/>
+        </w:rPr>
+        <w:t>9. Basic Playback Controls</w:t>
+      </w:r>
+    </w:p>
+    <w:p>
+      <w:pPr>
+        <w:pStyle w:val="Normal"/>
+        <w:rPr/>
+      </w:pPr>
+      <w:r>
+        <w:rPr>
+          <w:b w:val="false"/>
+          <w:i w:val="false"/>
+        </w:rPr>
+        <w:t xml:space="preserve">• </w:t>
+      </w:r>
+      <w:r>
+        <w:rPr>
+          <w:b w:val="false"/>
+          <w:i w:val="false"/>
+        </w:rPr>
+        <w:t>10. Adjusting Volume During Playback</w:t>
+      </w:r>
+    </w:p>
+    <w:p>
+      <w:pPr>
+        <w:pStyle w:val="Normal"/>
+        <w:rPr/>
+      </w:pPr>
+      <w:r>
+        <w:rPr>
+          <w:b w:val="false"/>
+          <w:i w:val="false"/>
+        </w:rPr>
+        <w:t xml:space="preserve">• </w:t>
+      </w:r>
+      <w:r>
+        <w:rPr>
+          <w:b w:val="false"/>
+          <w:i w:val="false"/>
+        </w:rPr>
+        <w:t>11. Input Gain Presets</w:t>
+      </w:r>
+    </w:p>
+    <w:p>
+      <w:pPr>
+        <w:pStyle w:val="Normal"/>
+        <w:rPr/>
+      </w:pPr>
+      <w:r>
+        <w:rPr>
+          <w:b w:val="false"/>
+          <w:i w:val="false"/>
+        </w:rPr>
+        <w:t xml:space="preserve">• </w:t>
+      </w:r>
+      <w:r>
+        <w:rPr>
+          <w:b w:val="false"/>
+          <w:i w:val="false"/>
+        </w:rPr>
+        <w:t>12. Auto De-Clip</w:t>
       </w:r>
     </w:p>
     <w:p>
@@ -674,98 +926,154 @@
           <w:b w:val="false"/>
           <w:i w:val="false"/>
         </w:rPr>
-        <w:t xml:space="preserve">• 13. Audio Preset</w:t>
-      </w:r>
-    </w:p>
-    <w:p>
-      <w:pPr>
-        <w:pStyle w:val="Normal"/>
-        <w:rPr/>
-      </w:pPr>
-      <w:r>
-        <w:rPr>
-          <w:b w:val="false"/>
-          <w:i w:val="false"/>
-        </w:rPr>
-        <w:t xml:space="preserve">• 14. Filter Preset</w:t>
-      </w:r>
-    </w:p>
-    <w:p>
-      <w:pPr>
-        <w:pStyle w:val="Normal"/>
-        <w:rPr/>
-      </w:pPr>
-      <w:r>
-        <w:rPr>
-          <w:b w:val="false"/>
-          <w:i w:val="false"/>
-        </w:rPr>
-        <w:t xml:space="preserve">• 15. Bypass</w:t>
-      </w:r>
-    </w:p>
-    <w:p>
-      <w:pPr>
-        <w:pStyle w:val="Normal"/>
-        <w:rPr/>
-      </w:pPr>
-      <w:r>
-        <w:rPr>
-          <w:b w:val="false"/>
-          <w:i w:val="false"/>
-        </w:rPr>
-        <w:t xml:space="preserve">• 16. Loudness Normalization</w:t>
-      </w:r>
-    </w:p>
-    <w:p>
-      <w:pPr>
-        <w:pStyle w:val="Normal"/>
-        <w:rPr/>
-      </w:pPr>
-      <w:r>
-        <w:rPr>
-          <w:b w:val="false"/>
-          <w:i w:val="false"/>
-        </w:rPr>
-        <w:t xml:space="preserve">• 17. Tinnitus Reduction</w:t>
-      </w:r>
-    </w:p>
-    <w:p>
-      <w:pPr>
-        <w:pStyle w:val="Normal"/>
-        <w:rPr/>
-      </w:pPr>
-      <w:r>
-        <w:rPr>
-          <w:b w:val="false"/>
-          <w:i w:val="false"/>
-        </w:rPr>
-        <w:t xml:space="preserve">• 18. Air Particle Layer</w:t>
-      </w:r>
-    </w:p>
-    <w:p>
-      <w:pPr>
-        <w:pStyle w:val="Normal"/>
-        <w:rPr/>
-      </w:pPr>
-      <w:r>
-        <w:rPr>
-          <w:b w:val="false"/>
-          <w:i w:val="false"/>
-        </w:rPr>
-        <w:t xml:space="preserve">• 19. Musikverein Room Effects</w:t>
-      </w:r>
-    </w:p>
-    <w:p>
-      <w:pPr>
-        <w:pStyle w:val="Normal"/>
-        <w:rPr/>
-      </w:pPr>
-      <w:r>
-        <w:rPr>
-          <w:b w:val="false"/>
-          <w:i w:val="false"/>
-        </w:rPr>
-        <w:t xml:space="preserve">• 20. Echo Mode</w:t>
+        <w:t xml:space="preserve">• </w:t>
+      </w:r>
+      <w:r>
+        <w:rPr>
+          <w:b w:val="false"/>
+          <w:i w:val="false"/>
+        </w:rPr>
+        <w:t>13. Audio Preset</w:t>
+      </w:r>
+    </w:p>
+    <w:p>
+      <w:pPr>
+        <w:pStyle w:val="Normal"/>
+        <w:rPr/>
+      </w:pPr>
+      <w:r>
+        <w:rPr>
+          <w:b w:val="false"/>
+          <w:i w:val="false"/>
+        </w:rPr>
+        <w:t xml:space="preserve">• </w:t>
+      </w:r>
+      <w:r>
+        <w:rPr>
+          <w:b w:val="false"/>
+          <w:i w:val="false"/>
+        </w:rPr>
+        <w:t>14. Filter Preset</w:t>
+      </w:r>
+    </w:p>
+    <w:p>
+      <w:pPr>
+        <w:pStyle w:val="Normal"/>
+        <w:rPr/>
+      </w:pPr>
+      <w:r>
+        <w:rPr>
+          <w:b w:val="false"/>
+          <w:i w:val="false"/>
+        </w:rPr>
+        <w:t xml:space="preserve">• </w:t>
+      </w:r>
+      <w:r>
+        <w:rPr>
+          <w:b w:val="false"/>
+          <w:i w:val="false"/>
+        </w:rPr>
+        <w:t>15. Bypass</w:t>
+      </w:r>
+    </w:p>
+    <w:p>
+      <w:pPr>
+        <w:pStyle w:val="Normal"/>
+        <w:rPr/>
+      </w:pPr>
+      <w:r>
+        <w:rPr>
+          <w:b w:val="false"/>
+          <w:i w:val="false"/>
+        </w:rPr>
+        <w:t xml:space="preserve">• </w:t>
+      </w:r>
+      <w:r>
+        <w:rPr>
+          <w:b w:val="false"/>
+          <w:i w:val="false"/>
+        </w:rPr>
+        <w:t>16. Loudness Normalization</w:t>
+      </w:r>
+    </w:p>
+    <w:p>
+      <w:pPr>
+        <w:pStyle w:val="Normal"/>
+        <w:rPr/>
+      </w:pPr>
+      <w:r>
+        <w:rPr>
+          <w:b w:val="false"/>
+          <w:i w:val="false"/>
+        </w:rPr>
+        <w:t xml:space="preserve">• </w:t>
+      </w:r>
+      <w:r>
+        <w:rPr>
+          <w:b w:val="false"/>
+          <w:i w:val="false"/>
+        </w:rPr>
+        <w:t>17. Tinnitus Reduction</w:t>
+      </w:r>
+    </w:p>
+    <w:p>
+      <w:pPr>
+        <w:pStyle w:val="Normal"/>
+        <w:rPr/>
+      </w:pPr>
+      <w:r>
+        <w:rPr>
+          <w:b w:val="false"/>
+          <w:i w:val="false"/>
+        </w:rPr>
+        <w:t xml:space="preserve">• </w:t>
+      </w:r>
+      <w:r>
+        <w:rPr>
+          <w:b w:val="false"/>
+          <w:i w:val="false"/>
+        </w:rPr>
+        <w:t>18. Air Particle Layer</w:t>
+      </w:r>
+    </w:p>
+    <w:p>
+      <w:pPr>
+        <w:pStyle w:val="Normal"/>
+        <w:rPr/>
+      </w:pPr>
+      <w:r>
+        <w:rPr>
+          <w:b w:val="false"/>
+          <w:i w:val="false"/>
+        </w:rPr>
+        <w:t xml:space="preserve">• </w:t>
+      </w:r>
+      <w:r>
+        <w:rPr>
+          <w:b w:val="false"/>
+          <w:i w:val="false"/>
+        </w:rPr>
+        <w:t>19. Musikverein Room Effects</w:t>
+      </w:r>
+    </w:p>
+    <w:p>
+      <w:pPr>
+        <w:pStyle w:val="Normal"/>
+        <w:rPr/>
+      </w:pPr>
+      <w:r>
+        <w:rPr>
+          <w:b w:val="false"/>
+          <w:i w:val="false"/>
+        </w:rPr>
+        <w:t xml:space="preserve">• </w:t>
+      </w:r>
+      <w:r>
+        <w:rPr>
+          <w:b w:val="false"/>
+          <w:i w:val="false"/>
+        </w:rPr>
+        <w:t>20. Echo Mode</w:t>
       </w:r>
     </w:p>
     <w:p>
@@ -791,59 +1099,94 @@
           <w:b w:val="false"/>
           <w:i w:val="false"/>
         </w:rPr>
-        <w:t xml:space="preserve">• 21. Gapless Playback</w:t>
-      </w:r>
-    </w:p>
-    <w:p>
-      <w:pPr>
-        <w:pStyle w:val="Normal"/>
-        <w:rPr/>
-      </w:pPr>
-      <w:r>
-        <w:rPr>
-          <w:b w:val="false"/>
-          <w:i w:val="false"/>
-        </w:rPr>
-        <w:t xml:space="preserve">• 22. Upsampling</w:t>
-      </w:r>
-    </w:p>
-    <w:p>
-      <w:pPr>
-        <w:pStyle w:val="Normal"/>
-        <w:rPr/>
-      </w:pPr>
-      <w:r>
-        <w:rPr>
-          <w:b w:val="false"/>
-          <w:i w:val="false"/>
-        </w:rPr>
-        <w:t xml:space="preserve">• 23. Now Playing Mirror</w:t>
-      </w:r>
-    </w:p>
-    <w:p>
-      <w:pPr>
-        <w:pStyle w:val="Normal"/>
-        <w:rPr/>
-      </w:pPr>
-      <w:r>
-        <w:rPr>
-          <w:b w:val="false"/>
-          <w:i w:val="false"/>
-        </w:rPr>
-        <w:t xml:space="preserve">• 24. Cover Art</w:t>
-      </w:r>
-    </w:p>
-    <w:p>
-      <w:pPr>
-        <w:pStyle w:val="Normal"/>
-        <w:rPr/>
-      </w:pPr>
-      <w:r>
-        <w:rPr>
-          <w:b w:val="false"/>
-          <w:i w:val="false"/>
-        </w:rPr>
-        <w:t xml:space="preserve">• 25. Track Information</w:t>
+        <w:t xml:space="preserve">• </w:t>
+      </w:r>
+      <w:r>
+        <w:rPr>
+          <w:b w:val="false"/>
+          <w:i w:val="false"/>
+        </w:rPr>
+        <w:t>21. Gapless Playback</w:t>
+      </w:r>
+    </w:p>
+    <w:p>
+      <w:pPr>
+        <w:pStyle w:val="Normal"/>
+        <w:rPr/>
+      </w:pPr>
+      <w:r>
+        <w:rPr>
+          <w:b w:val="false"/>
+          <w:i w:val="false"/>
+        </w:rPr>
+        <w:t xml:space="preserve">• </w:t>
+      </w:r>
+      <w:r>
+        <w:rPr>
+          <w:b w:val="false"/>
+          <w:i w:val="false"/>
+        </w:rPr>
+        <w:t>22. Upsampling</w:t>
+      </w:r>
+    </w:p>
+    <w:p>
+      <w:pPr>
+        <w:pStyle w:val="Normal"/>
+        <w:rPr/>
+      </w:pPr>
+      <w:r>
+        <w:rPr>
+          <w:b w:val="false"/>
+          <w:i w:val="false"/>
+        </w:rPr>
+        <w:t xml:space="preserve">• </w:t>
+      </w:r>
+      <w:r>
+        <w:rPr>
+          <w:b w:val="false"/>
+          <w:i w:val="false"/>
+        </w:rPr>
+        <w:t>23. Now Playing Mirror</w:t>
+      </w:r>
+    </w:p>
+    <w:p>
+      <w:pPr>
+        <w:pStyle w:val="Normal"/>
+        <w:rPr/>
+      </w:pPr>
+      <w:r>
+        <w:rPr>
+          <w:b w:val="false"/>
+          <w:i w:val="false"/>
+        </w:rPr>
+        <w:t xml:space="preserve">• </w:t>
+      </w:r>
+      <w:r>
+        <w:rPr>
+          <w:b w:val="false"/>
+          <w:i w:val="false"/>
+        </w:rPr>
+        <w:t>24. Cover Art</w:t>
+      </w:r>
+    </w:p>
+    <w:p>
+      <w:pPr>
+        <w:pStyle w:val="Normal"/>
+        <w:rPr/>
+      </w:pPr>
+      <w:r>
+        <w:rPr>
+          <w:b w:val="false"/>
+          <w:i w:val="false"/>
+        </w:rPr>
+        <w:t xml:space="preserve">• </w:t>
+      </w:r>
+      <w:r>
+        <w:rPr>
+          <w:b w:val="false"/>
+          <w:i w:val="false"/>
+        </w:rPr>
+        <w:t>25. Track Information</w:t>
       </w:r>
     </w:p>
     <w:p>
@@ -869,72 +1212,114 @@
           <w:b w:val="false"/>
           <w:i w:val="false"/>
         </w:rPr>
-        <w:t xml:space="preserve">• 26. What is a Preset?</w:t>
-      </w:r>
-    </w:p>
-    <w:p>
-      <w:pPr>
-        <w:pStyle w:val="Normal"/>
-        <w:rPr/>
-      </w:pPr>
-      <w:r>
-        <w:rPr>
-          <w:b w:val="false"/>
-          <w:i w:val="false"/>
-        </w:rPr>
-        <w:t xml:space="preserve">• 27. Saving a Preset</w:t>
-      </w:r>
-    </w:p>
-    <w:p>
-      <w:pPr>
-        <w:pStyle w:val="Normal"/>
-        <w:rPr/>
-      </w:pPr>
-      <w:r>
-        <w:rPr>
-          <w:b w:val="false"/>
-          <w:i w:val="false"/>
-        </w:rPr>
-        <w:t xml:space="preserve">• 28. Loading a Preset</w:t>
-      </w:r>
-    </w:p>
-    <w:p>
-      <w:pPr>
-        <w:pStyle w:val="Normal"/>
-        <w:rPr/>
-      </w:pPr>
-      <w:r>
-        <w:rPr>
-          <w:b w:val="false"/>
-          <w:i w:val="false"/>
-        </w:rPr>
-        <w:t xml:space="preserve">• 29. Listing Presets</w:t>
-      </w:r>
-    </w:p>
-    <w:p>
-      <w:pPr>
-        <w:pStyle w:val="Normal"/>
-        <w:rPr/>
-      </w:pPr>
-      <w:r>
-        <w:rPr>
-          <w:b w:val="false"/>
-          <w:i w:val="false"/>
-        </w:rPr>
-        <w:t xml:space="preserve">• 30. Deleting a Preset</w:t>
-      </w:r>
-    </w:p>
-    <w:p>
-      <w:pPr>
-        <w:pStyle w:val="Normal"/>
-        <w:rPr/>
-      </w:pPr>
-      <w:r>
-        <w:rPr>
-          <w:b w:val="false"/>
-          <w:i w:val="false"/>
-        </w:rPr>
-        <w:t xml:space="preserve">• 31. Checking Current Settings</w:t>
+        <w:t xml:space="preserve">• </w:t>
+      </w:r>
+      <w:r>
+        <w:rPr>
+          <w:b w:val="false"/>
+          <w:i w:val="false"/>
+        </w:rPr>
+        <w:t>26. What is a Preset?</w:t>
+      </w:r>
+    </w:p>
+    <w:p>
+      <w:pPr>
+        <w:pStyle w:val="Normal"/>
+        <w:rPr/>
+      </w:pPr>
+      <w:r>
+        <w:rPr>
+          <w:b w:val="false"/>
+          <w:i w:val="false"/>
+        </w:rPr>
+        <w:t xml:space="preserve">• </w:t>
+      </w:r>
+      <w:r>
+        <w:rPr>
+          <w:b w:val="false"/>
+          <w:i w:val="false"/>
+        </w:rPr>
+        <w:t>27. Saving a Preset</w:t>
+      </w:r>
+    </w:p>
+    <w:p>
+      <w:pPr>
+        <w:pStyle w:val="Normal"/>
+        <w:rPr/>
+      </w:pPr>
+      <w:r>
+        <w:rPr>
+          <w:b w:val="false"/>
+          <w:i w:val="false"/>
+        </w:rPr>
+        <w:t xml:space="preserve">• </w:t>
+      </w:r>
+      <w:r>
+        <w:rPr>
+          <w:b w:val="false"/>
+          <w:i w:val="false"/>
+        </w:rPr>
+        <w:t>28. Loading a Preset</w:t>
+      </w:r>
+    </w:p>
+    <w:p>
+      <w:pPr>
+        <w:pStyle w:val="Normal"/>
+        <w:rPr/>
+      </w:pPr>
+      <w:r>
+        <w:rPr>
+          <w:b w:val="false"/>
+          <w:i w:val="false"/>
+        </w:rPr>
+        <w:t xml:space="preserve">• </w:t>
+      </w:r>
+      <w:r>
+        <w:rPr>
+          <w:b w:val="false"/>
+          <w:i w:val="false"/>
+        </w:rPr>
+        <w:t>29. Listing Presets</w:t>
+      </w:r>
+    </w:p>
+    <w:p>
+      <w:pPr>
+        <w:pStyle w:val="Normal"/>
+        <w:rPr/>
+      </w:pPr>
+      <w:r>
+        <w:rPr>
+          <w:b w:val="false"/>
+          <w:i w:val="false"/>
+        </w:rPr>
+        <w:t xml:space="preserve">• </w:t>
+      </w:r>
+      <w:r>
+        <w:rPr>
+          <w:b w:val="false"/>
+          <w:i w:val="false"/>
+        </w:rPr>
+        <w:t>30. Deleting a Preset</w:t>
+      </w:r>
+    </w:p>
+    <w:p>
+      <w:pPr>
+        <w:pStyle w:val="Normal"/>
+        <w:rPr/>
+      </w:pPr>
+      <w:r>
+        <w:rPr>
+          <w:b w:val="false"/>
+          <w:i w:val="false"/>
+        </w:rPr>
+        <w:t xml:space="preserve">• </w:t>
+      </w:r>
+      <w:r>
+        <w:rPr>
+          <w:b w:val="false"/>
+          <w:i w:val="false"/>
+        </w:rPr>
+        <w:t>31. Checking Current Settings</w:t>
       </w:r>
     </w:p>
     <w:p>
@@ -960,46 +1345,74 @@
           <w:b w:val="false"/>
           <w:i w:val="false"/>
         </w:rPr>
-        <w:t xml:space="preserve">• 32. What is Sonia Intelligence?</w:t>
-      </w:r>
-    </w:p>
-    <w:p>
-      <w:pPr>
-        <w:pStyle w:val="Normal"/>
-        <w:rPr/>
-      </w:pPr>
-      <w:r>
-        <w:rPr>
-          <w:b w:val="false"/>
-          <w:i w:val="false"/>
-        </w:rPr>
-        <w:t xml:space="preserve">• 33. Feedback During Playback</w:t>
-      </w:r>
-    </w:p>
-    <w:p>
-      <w:pPr>
-        <w:pStyle w:val="Normal"/>
-        <w:rPr/>
-      </w:pPr>
-      <w:r>
-        <w:rPr>
-          <w:b w:val="false"/>
-          <w:i w:val="false"/>
-        </w:rPr>
-        <w:t xml:space="preserve">• 34. Hall Selection</w:t>
-      </w:r>
-    </w:p>
-    <w:p>
-      <w:pPr>
-        <w:pStyle w:val="Normal"/>
-        <w:rPr/>
-      </w:pPr>
-      <w:r>
-        <w:rPr>
-          <w:b w:val="false"/>
-          <w:i w:val="false"/>
-        </w:rPr>
-        <w:t xml:space="preserve">• 35. Album Presets</w:t>
+        <w:t xml:space="preserve">• </w:t>
+      </w:r>
+      <w:r>
+        <w:rPr>
+          <w:b w:val="false"/>
+          <w:i w:val="false"/>
+        </w:rPr>
+        <w:t>32. What is Sonia Intelligence?</w:t>
+      </w:r>
+    </w:p>
+    <w:p>
+      <w:pPr>
+        <w:pStyle w:val="Normal"/>
+        <w:rPr/>
+      </w:pPr>
+      <w:r>
+        <w:rPr>
+          <w:b w:val="false"/>
+          <w:i w:val="false"/>
+        </w:rPr>
+        <w:t xml:space="preserve">• </w:t>
+      </w:r>
+      <w:r>
+        <w:rPr>
+          <w:b w:val="false"/>
+          <w:i w:val="false"/>
+        </w:rPr>
+        <w:t>33. Feedback During Playback</w:t>
+      </w:r>
+    </w:p>
+    <w:p>
+      <w:pPr>
+        <w:pStyle w:val="Normal"/>
+        <w:rPr/>
+      </w:pPr>
+      <w:r>
+        <w:rPr>
+          <w:b w:val="false"/>
+          <w:i w:val="false"/>
+        </w:rPr>
+        <w:t xml:space="preserve">• </w:t>
+      </w:r>
+      <w:r>
+        <w:rPr>
+          <w:b w:val="false"/>
+          <w:i w:val="false"/>
+        </w:rPr>
+        <w:t>34. Hall Selection</w:t>
+      </w:r>
+    </w:p>
+    <w:p>
+      <w:pPr>
+        <w:pStyle w:val="Normal"/>
+        <w:rPr/>
+      </w:pPr>
+      <w:r>
+        <w:rPr>
+          <w:b w:val="false"/>
+          <w:i w:val="false"/>
+        </w:rPr>
+        <w:t xml:space="preserve">• </w:t>
+      </w:r>
+      <w:r>
+        <w:rPr>
+          <w:b w:val="false"/>
+          <w:i w:val="false"/>
+        </w:rPr>
+        <w:t>35. Album Presets</w:t>
       </w:r>
     </w:p>
     <w:p>
@@ -1025,46 +1438,74 @@
           <w:b w:val="false"/>
           <w:i w:val="false"/>
         </w:rPr>
-        <w:t xml:space="preserve">• 36. Qobuz</w:t>
-      </w:r>
-    </w:p>
-    <w:p>
-      <w:pPr>
-        <w:pStyle w:val="Normal"/>
-        <w:rPr/>
-      </w:pPr>
-      <w:r>
-        <w:rPr>
-          <w:b w:val="false"/>
-          <w:i w:val="false"/>
-        </w:rPr>
-        <w:t xml:space="preserve">• 37. SoundCloud</w:t>
-      </w:r>
-    </w:p>
-    <w:p>
-      <w:pPr>
-        <w:pStyle w:val="Normal"/>
-        <w:rPr/>
-      </w:pPr>
-      <w:r>
-        <w:rPr>
-          <w:b w:val="false"/>
-          <w:i w:val="false"/>
-        </w:rPr>
-        <w:t xml:space="preserve">• 38. YouTube Music</w:t>
-      </w:r>
-    </w:p>
-    <w:p>
-      <w:pPr>
-        <w:pStyle w:val="Normal"/>
-        <w:rPr/>
-      </w:pPr>
-      <w:r>
-        <w:rPr>
-          <w:b w:val="false"/>
-          <w:i w:val="false"/>
-        </w:rPr>
-        <w:t xml:space="preserve">• 39. Internet Radio</w:t>
+        <w:t xml:space="preserve">• </w:t>
+      </w:r>
+      <w:r>
+        <w:rPr>
+          <w:b w:val="false"/>
+          <w:i w:val="false"/>
+        </w:rPr>
+        <w:t>36. Qobuz</w:t>
+      </w:r>
+    </w:p>
+    <w:p>
+      <w:pPr>
+        <w:pStyle w:val="Normal"/>
+        <w:rPr/>
+      </w:pPr>
+      <w:r>
+        <w:rPr>
+          <w:b w:val="false"/>
+          <w:i w:val="false"/>
+        </w:rPr>
+        <w:t xml:space="preserve">• </w:t>
+      </w:r>
+      <w:r>
+        <w:rPr>
+          <w:b w:val="false"/>
+          <w:i w:val="false"/>
+        </w:rPr>
+        <w:t>37. SoundCloud</w:t>
+      </w:r>
+    </w:p>
+    <w:p>
+      <w:pPr>
+        <w:pStyle w:val="Normal"/>
+        <w:rPr/>
+      </w:pPr>
+      <w:r>
+        <w:rPr>
+          <w:b w:val="false"/>
+          <w:i w:val="false"/>
+        </w:rPr>
+        <w:t xml:space="preserve">• </w:t>
+      </w:r>
+      <w:r>
+        <w:rPr>
+          <w:b w:val="false"/>
+          <w:i w:val="false"/>
+        </w:rPr>
+        <w:t>38. YouTube Music</w:t>
+      </w:r>
+    </w:p>
+    <w:p>
+      <w:pPr>
+        <w:pStyle w:val="Normal"/>
+        <w:rPr/>
+      </w:pPr>
+      <w:r>
+        <w:rPr>
+          <w:b w:val="false"/>
+          <w:i w:val="false"/>
+        </w:rPr>
+        <w:t xml:space="preserve">• </w:t>
+      </w:r>
+      <w:r>
+        <w:rPr>
+          <w:b w:val="false"/>
+          <w:i w:val="false"/>
+        </w:rPr>
+        <w:t>39. Internet Radio</w:t>
       </w:r>
     </w:p>
     <w:p>
@@ -1090,20 +1531,34 @@
           <w:b w:val="false"/>
           <w:i w:val="false"/>
         </w:rPr>
-        <w:t xml:space="preserve">• 40. AirPlay Receiver</w:t>
-      </w:r>
-    </w:p>
-    <w:p>
-      <w:pPr>
-        <w:pStyle w:val="Normal"/>
-        <w:rPr/>
-      </w:pPr>
-      <w:r>
-        <w:rPr>
-          <w:b w:val="false"/>
-          <w:i w:val="false"/>
-        </w:rPr>
-        <w:t xml:space="preserve">• 41. UPnP / DLNA Receiver</w:t>
+        <w:t xml:space="preserve">• </w:t>
+      </w:r>
+      <w:r>
+        <w:rPr>
+          <w:b w:val="false"/>
+          <w:i w:val="false"/>
+        </w:rPr>
+        <w:t>40. AirPlay Receiver</w:t>
+      </w:r>
+    </w:p>
+    <w:p>
+      <w:pPr>
+        <w:pStyle w:val="Normal"/>
+        <w:rPr/>
+      </w:pPr>
+      <w:r>
+        <w:rPr>
+          <w:b w:val="false"/>
+          <w:i w:val="false"/>
+        </w:rPr>
+        <w:t xml:space="preserve">• </w:t>
+      </w:r>
+      <w:r>
+        <w:rPr>
+          <w:b w:val="false"/>
+          <w:i w:val="false"/>
+        </w:rPr>
+        <w:t>41. UPnP / DLNA Receiver</w:t>
       </w:r>
     </w:p>
     <w:p>
@@ -1129,59 +1584,94 @@
           <w:b w:val="false"/>
           <w:i w:val="false"/>
         </w:rPr>
-        <w:t xml:space="preserve">• Step 1 — Listen to Bypass</w:t>
-      </w:r>
-    </w:p>
-    <w:p>
-      <w:pPr>
-        <w:pStyle w:val="Normal"/>
-        <w:rPr/>
-      </w:pPr>
-      <w:r>
-        <w:rPr>
-          <w:b w:val="false"/>
-          <w:i w:val="false"/>
-        </w:rPr>
-        <w:t xml:space="preserve">• Step 2 — Listen to v5</w:t>
-      </w:r>
-    </w:p>
-    <w:p>
-      <w:pPr>
-        <w:pStyle w:val="Normal"/>
-        <w:rPr/>
-      </w:pPr>
-      <w:r>
-        <w:rPr>
-          <w:b w:val="false"/>
-          <w:i w:val="false"/>
-        </w:rPr>
-        <w:t xml:space="preserve">• Step 3 — Listen to v6</w:t>
-      </w:r>
-    </w:p>
-    <w:p>
-      <w:pPr>
-        <w:pStyle w:val="Normal"/>
-        <w:rPr/>
-      </w:pPr>
-      <w:r>
-        <w:rPr>
-          <w:b w:val="false"/>
-          <w:i w:val="false"/>
-        </w:rPr>
-        <w:t xml:space="preserve">• Step 4 — Compare the Same Track</w:t>
-      </w:r>
-    </w:p>
-    <w:p>
-      <w:pPr>
-        <w:pStyle w:val="Normal"/>
-        <w:rPr/>
-      </w:pPr>
-      <w:r>
-        <w:rPr>
-          <w:b w:val="false"/>
-          <w:i w:val="false"/>
-        </w:rPr>
-        <w:t xml:space="preserve">• Step 5 — Change Only One Thing at a Time</w:t>
+        <w:t xml:space="preserve">• </w:t>
+      </w:r>
+      <w:r>
+        <w:rPr>
+          <w:b w:val="false"/>
+          <w:i w:val="false"/>
+        </w:rPr>
+        <w:t>Step 1 — Listen to Bypass</w:t>
+      </w:r>
+    </w:p>
+    <w:p>
+      <w:pPr>
+        <w:pStyle w:val="Normal"/>
+        <w:rPr/>
+      </w:pPr>
+      <w:r>
+        <w:rPr>
+          <w:b w:val="false"/>
+          <w:i w:val="false"/>
+        </w:rPr>
+        <w:t xml:space="preserve">• </w:t>
+      </w:r>
+      <w:r>
+        <w:rPr>
+          <w:b w:val="false"/>
+          <w:i w:val="false"/>
+        </w:rPr>
+        <w:t>Step 2 — Listen to v5</w:t>
+      </w:r>
+    </w:p>
+    <w:p>
+      <w:pPr>
+        <w:pStyle w:val="Normal"/>
+        <w:rPr/>
+      </w:pPr>
+      <w:r>
+        <w:rPr>
+          <w:b w:val="false"/>
+          <w:i w:val="false"/>
+        </w:rPr>
+        <w:t xml:space="preserve">• </w:t>
+      </w:r>
+      <w:r>
+        <w:rPr>
+          <w:b w:val="false"/>
+          <w:i w:val="false"/>
+        </w:rPr>
+        <w:t>Step 3 — Listen to v6</w:t>
+      </w:r>
+    </w:p>
+    <w:p>
+      <w:pPr>
+        <w:pStyle w:val="Normal"/>
+        <w:rPr/>
+      </w:pPr>
+      <w:r>
+        <w:rPr>
+          <w:b w:val="false"/>
+          <w:i w:val="false"/>
+        </w:rPr>
+        <w:t xml:space="preserve">• </w:t>
+      </w:r>
+      <w:r>
+        <w:rPr>
+          <w:b w:val="false"/>
+          <w:i w:val="false"/>
+        </w:rPr>
+        <w:t>Step 4 — Compare the Same Track</w:t>
+      </w:r>
+    </w:p>
+    <w:p>
+      <w:pPr>
+        <w:pStyle w:val="Normal"/>
+        <w:rPr/>
+      </w:pPr>
+      <w:r>
+        <w:rPr>
+          <w:b w:val="false"/>
+          <w:i w:val="false"/>
+        </w:rPr>
+        <w:t xml:space="preserve">• </w:t>
+      </w:r>
+      <w:r>
+        <w:rPr>
+          <w:b w:val="false"/>
+          <w:i w:val="false"/>
+        </w:rPr>
+        <w:t>Step 5 — Change Only One Thing at a Time</w:t>
       </w:r>
     </w:p>
     <w:p>
@@ -1207,20 +1697,34 @@
           <w:b w:val="false"/>
           <w:i w:val="false"/>
         </w:rPr>
-        <w:t xml:space="preserve">• Main Menu</w:t>
-      </w:r>
-    </w:p>
-    <w:p>
-      <w:pPr>
-        <w:pStyle w:val="Normal"/>
-        <w:rPr/>
-      </w:pPr>
-      <w:r>
-        <w:rPr>
-          <w:b w:val="false"/>
-          <w:i w:val="false"/>
-        </w:rPr>
-        <w:t xml:space="preserve">• Playback Controls</w:t>
+        <w:t xml:space="preserve">• </w:t>
+      </w:r>
+      <w:r>
+        <w:rPr>
+          <w:b w:val="false"/>
+          <w:i w:val="false"/>
+        </w:rPr>
+        <w:t>Main Menu</w:t>
+      </w:r>
+    </w:p>
+    <w:p>
+      <w:pPr>
+        <w:pStyle w:val="Normal"/>
+        <w:rPr/>
+      </w:pPr>
+      <w:r>
+        <w:rPr>
+          <w:b w:val="false"/>
+          <w:i w:val="false"/>
+        </w:rPr>
+        <w:t xml:space="preserve">• </w:t>
+      </w:r>
+      <w:r>
+        <w:rPr>
+          <w:b w:val="false"/>
+          <w:i w:val="false"/>
+        </w:rPr>
+        <w:t>Playback Controls</w:t>
       </w:r>
     </w:p>
     <w:p>
@@ -1246,59 +1750,94 @@
           <w:b w:val="false"/>
           <w:i w:val="false"/>
         </w:rPr>
-        <w:t xml:space="preserve">• 43. No Sound</w:t>
-      </w:r>
-    </w:p>
-    <w:p>
-      <w:pPr>
-        <w:pStyle w:val="Normal"/>
-        <w:rPr/>
-      </w:pPr>
-      <w:r>
-        <w:rPr>
-          <w:b w:val="false"/>
-          <w:i w:val="false"/>
-        </w:rPr>
-        <w:t xml:space="preserve">• 44. DSP Produces No Sound</w:t>
-      </w:r>
-    </w:p>
-    <w:p>
-      <w:pPr>
-        <w:pStyle w:val="Normal"/>
-        <w:rPr/>
-      </w:pPr>
-      <w:r>
-        <w:rPr>
-          <w:b w:val="false"/>
-          <w:i w:val="false"/>
-        </w:rPr>
-        <w:t xml:space="preserve">• 45. Distorted Sound</w:t>
-      </w:r>
-    </w:p>
-    <w:p>
-      <w:pPr>
-        <w:pStyle w:val="Normal"/>
-        <w:rPr/>
-      </w:pPr>
-      <w:r>
-        <w:rPr>
-          <w:b w:val="false"/>
-          <w:i w:val="false"/>
-        </w:rPr>
-        <w:t xml:space="preserve">• 46. The Sound Field Does Not Change</w:t>
-      </w:r>
-    </w:p>
-    <w:p>
-      <w:pPr>
-        <w:pStyle w:val="Normal"/>
-        <w:rPr/>
-      </w:pPr>
-      <w:r>
-        <w:rPr>
-          <w:b w:val="false"/>
-          <w:i w:val="false"/>
-        </w:rPr>
-        <w:t xml:space="preserve">• 47. Changes Are Not Reflected Immediately</w:t>
+        <w:t xml:space="preserve">• </w:t>
+      </w:r>
+      <w:r>
+        <w:rPr>
+          <w:b w:val="false"/>
+          <w:i w:val="false"/>
+        </w:rPr>
+        <w:t>43. No Sound</w:t>
+      </w:r>
+    </w:p>
+    <w:p>
+      <w:pPr>
+        <w:pStyle w:val="Normal"/>
+        <w:rPr/>
+      </w:pPr>
+      <w:r>
+        <w:rPr>
+          <w:b w:val="false"/>
+          <w:i w:val="false"/>
+        </w:rPr>
+        <w:t xml:space="preserve">• </w:t>
+      </w:r>
+      <w:r>
+        <w:rPr>
+          <w:b w:val="false"/>
+          <w:i w:val="false"/>
+        </w:rPr>
+        <w:t>44. DSP Produces No Sound</w:t>
+      </w:r>
+    </w:p>
+    <w:p>
+      <w:pPr>
+        <w:pStyle w:val="Normal"/>
+        <w:rPr/>
+      </w:pPr>
+      <w:r>
+        <w:rPr>
+          <w:b w:val="false"/>
+          <w:i w:val="false"/>
+        </w:rPr>
+        <w:t xml:space="preserve">• </w:t>
+      </w:r>
+      <w:r>
+        <w:rPr>
+          <w:b w:val="false"/>
+          <w:i w:val="false"/>
+        </w:rPr>
+        <w:t>45. Distorted Sound</w:t>
+      </w:r>
+    </w:p>
+    <w:p>
+      <w:pPr>
+        <w:pStyle w:val="Normal"/>
+        <w:rPr/>
+      </w:pPr>
+      <w:r>
+        <w:rPr>
+          <w:b w:val="false"/>
+          <w:i w:val="false"/>
+        </w:rPr>
+        <w:t xml:space="preserve">• </w:t>
+      </w:r>
+      <w:r>
+        <w:rPr>
+          <w:b w:val="false"/>
+          <w:i w:val="false"/>
+        </w:rPr>
+        <w:t>46. The Sound Field Does Not Change</w:t>
+      </w:r>
+    </w:p>
+    <w:p>
+      <w:pPr>
+        <w:pStyle w:val="Normal"/>
+        <w:rPr/>
+      </w:pPr>
+      <w:r>
+        <w:rPr>
+          <w:b w:val="false"/>
+          <w:i w:val="false"/>
+        </w:rPr>
+        <w:t xml:space="preserve">• </w:t>
+      </w:r>
+      <w:r>
+        <w:rPr>
+          <w:b w:val="false"/>
+          <w:i w:val="false"/>
+        </w:rPr>
+        <w:t>47. Changes Are Not Reflected Immediately</w:t>
       </w:r>
     </w:p>
     <w:p>
@@ -1350,7 +1889,14 @@
           <w:b/>
           <w:i w:val="false"/>
         </w:rPr>
-        <w:t xml:space="preserve">— QjiDSP for people who listen to music —</w:t>
+        <w:t xml:space="preserve">— </w:t>
+      </w:r>
+      <w:r>
+        <w:rPr>
+          <w:b/>
+          <w:i w:val="false"/>
+        </w:rPr>
+        <w:t>QjiDSP for people who listen to music —</w:t>
       </w:r>
     </w:p>
     <w:p>
@@ -2102,112 +2648,14 @@
           <w:rFonts w:ascii="Courier New" w:hAnsi="Courier New"/>
           <w:sz w:val="19"/>
         </w:rPr>
-        <w:t xml:space="preserve">  qjidsp_installer/</w:t>
-      </w:r>
-    </w:p>
-    <w:p>
-      <w:pPr>
-        <w:pStyle w:val="Heading3"/>
-        <w:rPr/>
-      </w:pPr>
-      <w:r>
-        <w:rPr>
-          <w:b w:val="false"/>
-          <w:i w:val="false"/>
-        </w:rPr>
-        <w:t>3.3 Running the installer</w:t>
-      </w:r>
-    </w:p>
-    <w:p>
-      <w:pPr>
-        <w:pStyle w:val="Normal"/>
-        <w:rPr/>
-      </w:pPr>
-      <w:r>
-        <w:rPr>
-          <w:b w:val="false"/>
-          <w:i w:val="false"/>
-        </w:rPr>
-        <w:t>On a desktop environment, you can double-click “QjiDSP Install.desktop” to install QjiDSP.</w:t>
-      </w:r>
-    </w:p>
-    <w:p>
-      <w:pPr>
-        <w:pStyle w:val="Normal"/>
-        <w:rPr/>
-      </w:pPr>
-      <w:r>
-        <w:rPr>
-          <w:b w:val="false"/>
-          <w:i w:val="false"/>
-        </w:rPr>
-        <w:t>On a non-desktop environment, run:</w:t>
-      </w:r>
-    </w:p>
-    <w:p>
-      <w:pPr>
-        <w:pStyle w:val="Normal"/>
-        <w:ind w:start="504"/>
-        <w:rPr/>
-      </w:pPr>
+        <w:t xml:space="preserve">  </w:t>
+      </w:r>
       <w:r>
         <w:rPr>
           <w:rFonts w:ascii="Courier New" w:hAnsi="Courier New"/>
           <w:sz w:val="19"/>
         </w:rPr>
-        <w:t>bash install_qjidsp.sh</w:t>
-      </w:r>
-    </w:p>
-    <w:p>
-      <w:pPr>
-        <w:pStyle w:val="Normal"/>
-        <w:rPr/>
-      </w:pPr>
-      <w:r>
-        <w:rPr>
-          <w:b w:val="false"/>
-          <w:i w:val="false"/>
-        </w:rPr>
-        <w:t>The installer sets up required packages, Python libraries, CamillaDSP, Deno for YouTube Music-related functions, ALSA Loopback, and other components. It places Qji and the DSP configuration files under ~/qji/.</w:t>
-      </w:r>
-    </w:p>
-    <w:p>
-      <w:pPr>
-        <w:pStyle w:val="Normal"/>
-        <w:rPr/>
-      </w:pPr>
-      <w:r>
-        <w:rPr>
-          <w:b w:val="false"/>
-          <w:i w:val="false"/>
-        </w:rPr>
-        <w:t>If existing files are present, timestamped backups are created before they are overwritten.</w:t>
-      </w:r>
-    </w:p>
-    <w:p>
-      <w:pPr>
-        <w:pStyle w:val="Heading1"/>
-        <w:rPr/>
-      </w:pPr>
-      <w:r>
-        <w:rPr>
-          <w:b w:val="false"/>
-          <w:i w:val="false"/>
-        </w:rPr>
-        <w:t>PART II — Starting QjiDSP</w:t>
-      </w:r>
-    </w:p>
-    <w:p>
-      <w:pPr>
-        <w:pStyle w:val="Heading2"/>
-        <w:rPr/>
-      </w:pPr>
-      <w:r>
-        <w:rPr>
-          <w:b w:val="false"/>
-          <w:i w:val="false"/>
-        </w:rPr>
-        <w:t>4. Starting QjiDSP</w:t>
+        <w:t>qjidsp_installer/</w:t>
       </w:r>
     </w:p>
     <w:p>
@@ -2220,33 +2668,33 @@
           <w:b w:val="false"/>
           <w:i w:val="false"/>
         </w:rPr>
-        <w:t>4.1 Starting from the desktop (general)</w:t>
-      </w:r>
-    </w:p>
-    <w:p>
-      <w:pPr>
-        <w:pStyle w:val="Normal"/>
-        <w:rPr/>
-      </w:pPr>
-      <w:r>
-        <w:rPr>
-          <w:b w:val="false"/>
-          <w:i w:val="false"/>
-        </w:rPr>
-        <w:t>After installation, double-click the “Qji” icon on the desktop.</w:t>
-      </w:r>
-    </w:p>
-    <w:p>
-      <w:pPr>
-        <w:pStyle w:val="Heading3"/>
-        <w:rPr/>
-      </w:pPr>
-      <w:r>
-        <w:rPr>
-          <w:b w:val="false"/>
-          <w:i w:val="false"/>
-        </w:rPr>
-        <w:t>4.2 Starting from the terminal (Linux-oriented)</w:t>
+        <w:t>3.3 Running the installer</w:t>
+      </w:r>
+    </w:p>
+    <w:p>
+      <w:pPr>
+        <w:pStyle w:val="Normal"/>
+        <w:rPr/>
+      </w:pPr>
+      <w:r>
+        <w:rPr>
+          <w:b w:val="false"/>
+          <w:i w:val="false"/>
+        </w:rPr>
+        <w:t>On a desktop environment, you can double-click “QjiDSP Install.desktop” to install QjiDSP.</w:t>
+      </w:r>
+    </w:p>
+    <w:p>
+      <w:pPr>
+        <w:pStyle w:val="Normal"/>
+        <w:rPr/>
+      </w:pPr>
+      <w:r>
+        <w:rPr>
+          <w:b w:val="false"/>
+          <w:i w:val="false"/>
+        </w:rPr>
+        <w:t>On a non-desktop environment, run:</w:t>
       </w:r>
     </w:p>
     <w:p>
@@ -2260,7 +2708,98 @@
           <w:rFonts w:ascii="Courier New" w:hAnsi="Courier New"/>
           <w:sz w:val="19"/>
         </w:rPr>
-        <w:t>cd ~/qji</w:t>
+        <w:t>bash install_qjidsp.sh</w:t>
+      </w:r>
+    </w:p>
+    <w:p>
+      <w:pPr>
+        <w:pStyle w:val="Normal"/>
+        <w:rPr/>
+      </w:pPr>
+      <w:r>
+        <w:rPr>
+          <w:b w:val="false"/>
+          <w:i w:val="false"/>
+        </w:rPr>
+        <w:t>The installer sets up required packages, Python libraries, CamillaDSP, Deno for YouTube Music-related functions, ALSA Loopback, and other components. It places Qji and the DSP configuration files under ~/qji/.</w:t>
+      </w:r>
+    </w:p>
+    <w:p>
+      <w:pPr>
+        <w:pStyle w:val="Normal"/>
+        <w:rPr/>
+      </w:pPr>
+      <w:r>
+        <w:rPr>
+          <w:b w:val="false"/>
+          <w:i w:val="false"/>
+        </w:rPr>
+        <w:t>If existing files are present, timestamped backups are created before they are overwritten.</w:t>
+      </w:r>
+    </w:p>
+    <w:p>
+      <w:pPr>
+        <w:pStyle w:val="Heading1"/>
+        <w:rPr/>
+      </w:pPr>
+      <w:r>
+        <w:rPr>
+          <w:b w:val="false"/>
+          <w:i w:val="false"/>
+        </w:rPr>
+        <w:t>PART II — Starting QjiDSP</w:t>
+      </w:r>
+    </w:p>
+    <w:p>
+      <w:pPr>
+        <w:pStyle w:val="Heading2"/>
+        <w:rPr/>
+      </w:pPr>
+      <w:r>
+        <w:rPr>
+          <w:b w:val="false"/>
+          <w:i w:val="false"/>
+        </w:rPr>
+        <w:t>4. Starting QjiDSP</w:t>
+      </w:r>
+    </w:p>
+    <w:p>
+      <w:pPr>
+        <w:pStyle w:val="Heading3"/>
+        <w:rPr/>
+      </w:pPr>
+      <w:r>
+        <w:rPr>
+          <w:b w:val="false"/>
+          <w:i w:val="false"/>
+        </w:rPr>
+        <w:t>4.1 Starting from the desktop (general)</w:t>
+      </w:r>
+    </w:p>
+    <w:p>
+      <w:pPr>
+        <w:pStyle w:val="Normal"/>
+        <w:rPr/>
+      </w:pPr>
+      <w:r>
+        <w:rPr>
+          <w:b w:val="false"/>
+          <w:i w:val="false"/>
+        </w:rPr>
+        <w:t>After installation, double-click the “Qji” icon on the desktop.</w:t>
+      </w:r>
+    </w:p>
+    <w:p>
+      <w:pPr>
+        <w:pStyle w:val="Heading3"/>
+        <w:rPr/>
+      </w:pPr>
+      <w:r>
+        <w:rPr>
+          <w:b w:val="false"/>
+          <w:i w:val="false"/>
+        </w:rPr>
+        <w:t>4.2 Starting from the terminal (Linux-oriented)</w:t>
       </w:r>
     </w:p>
     <w:p>
@@ -2274,6 +2813,20 @@
           <w:rFonts w:ascii="Courier New" w:hAnsi="Courier New"/>
           <w:sz w:val="19"/>
         </w:rPr>
+        <w:t>cd ~/qji</w:t>
+      </w:r>
+    </w:p>
+    <w:p>
+      <w:pPr>
+        <w:pStyle w:val="Normal"/>
+        <w:ind w:start="504"/>
+        <w:rPr/>
+      </w:pPr>
+      <w:r>
+        <w:rPr>
+          <w:rFonts w:ascii="Courier New" w:hAnsi="Courier New"/>
+          <w:sz w:val="19"/>
+        </w:rPr>
         <w:t>python3 qji.py</w:t>
       </w:r>
     </w:p>
@@ -2534,7 +3087,14 @@
           <w:b/>
           <w:i w:val="false"/>
         </w:rPr>
-        <w:t>“Does the space in which the music exists sound different?”</w:t>
+        <w:t>“</w:t>
+      </w:r>
+      <w:r>
+        <w:rPr>
+          <w:b/>
+          <w:i w:val="false"/>
+        </w:rPr>
+        <w:t>Does the space in which the music exists sound different?”</w:t>
       </w:r>
     </w:p>
     <w:p>
@@ -3530,6 +4090,7 @@
             <w:pPr>
               <w:pStyle w:val="Normal"/>
               <w:widowControl/>
+              <w:suppressAutoHyphens w:val="true"/>
               <w:spacing w:lineRule="auto" w:line="240" w:before="0" w:after="0"/>
               <w:jc w:val="start"/>
               <w:rPr>
@@ -3560,6 +4121,7 @@
             <w:pPr>
               <w:pStyle w:val="Normal"/>
               <w:widowControl/>
+              <w:suppressAutoHyphens w:val="true"/>
               <w:spacing w:lineRule="auto" w:line="240" w:before="0" w:after="0"/>
               <w:jc w:val="start"/>
               <w:rPr>
@@ -3593,6 +4155,7 @@
             <w:pPr>
               <w:pStyle w:val="Normal"/>
               <w:widowControl/>
+              <w:suppressAutoHyphens w:val="true"/>
               <w:spacing w:lineRule="auto" w:line="240" w:before="0" w:after="0"/>
               <w:jc w:val="start"/>
               <w:rPr>
@@ -3623,6 +4186,7 @@
             <w:pPr>
               <w:pStyle w:val="Normal"/>
               <w:widowControl/>
+              <w:suppressAutoHyphens w:val="true"/>
               <w:spacing w:lineRule="auto" w:line="240" w:before="0" w:after="0"/>
               <w:jc w:val="start"/>
               <w:rPr>
@@ -3656,6 +4220,7 @@
             <w:pPr>
               <w:pStyle w:val="Normal"/>
               <w:widowControl/>
+              <w:suppressAutoHyphens w:val="true"/>
               <w:spacing w:lineRule="auto" w:line="240" w:before="0" w:after="0"/>
               <w:jc w:val="start"/>
               <w:rPr>
@@ -3686,6 +4251,7 @@
             <w:pPr>
               <w:pStyle w:val="Normal"/>
               <w:widowControl/>
+              <w:suppressAutoHyphens w:val="true"/>
               <w:spacing w:lineRule="auto" w:line="240" w:before="0" w:after="0"/>
               <w:jc w:val="start"/>
               <w:rPr>
@@ -3719,6 +4285,7 @@
             <w:pPr>
               <w:pStyle w:val="Normal"/>
               <w:widowControl/>
+              <w:suppressAutoHyphens w:val="true"/>
               <w:spacing w:lineRule="auto" w:line="240" w:before="0" w:after="0"/>
               <w:jc w:val="start"/>
               <w:rPr>
@@ -3749,6 +4316,7 @@
             <w:pPr>
               <w:pStyle w:val="Normal"/>
               <w:widowControl/>
+              <w:suppressAutoHyphens w:val="true"/>
               <w:spacing w:lineRule="auto" w:line="240" w:before="0" w:after="0"/>
               <w:jc w:val="start"/>
               <w:rPr>
@@ -3782,6 +4350,7 @@
             <w:pPr>
               <w:pStyle w:val="Normal"/>
               <w:widowControl/>
+              <w:suppressAutoHyphens w:val="true"/>
               <w:spacing w:lineRule="auto" w:line="240" w:before="0" w:after="0"/>
               <w:jc w:val="start"/>
               <w:rPr>
@@ -3812,6 +4381,7 @@
             <w:pPr>
               <w:pStyle w:val="Normal"/>
               <w:widowControl/>
+              <w:suppressAutoHyphens w:val="true"/>
               <w:spacing w:lineRule="auto" w:line="240" w:before="0" w:after="0"/>
               <w:jc w:val="start"/>
               <w:rPr>
@@ -3845,6 +4415,7 @@
             <w:pPr>
               <w:pStyle w:val="Normal"/>
               <w:widowControl/>
+              <w:suppressAutoHyphens w:val="true"/>
               <w:spacing w:lineRule="auto" w:line="240" w:before="0" w:after="0"/>
               <w:jc w:val="start"/>
               <w:rPr>
@@ -3875,6 +4446,7 @@
             <w:pPr>
               <w:pStyle w:val="Normal"/>
               <w:widowControl/>
+              <w:suppressAutoHyphens w:val="true"/>
               <w:spacing w:lineRule="auto" w:line="240" w:before="0" w:after="0"/>
               <w:jc w:val="start"/>
               <w:rPr>
@@ -3908,6 +4480,7 @@
             <w:pPr>
               <w:pStyle w:val="Normal"/>
               <w:widowControl/>
+              <w:suppressAutoHyphens w:val="true"/>
               <w:spacing w:lineRule="auto" w:line="240" w:before="0" w:after="0"/>
               <w:jc w:val="start"/>
               <w:rPr>
@@ -3938,6 +4511,7 @@
             <w:pPr>
               <w:pStyle w:val="Normal"/>
               <w:widowControl/>
+              <w:suppressAutoHyphens w:val="true"/>
               <w:spacing w:lineRule="auto" w:line="240" w:before="0" w:after="0"/>
               <w:jc w:val="start"/>
               <w:rPr>
@@ -3971,6 +4545,7 @@
             <w:pPr>
               <w:pStyle w:val="Normal"/>
               <w:widowControl/>
+              <w:suppressAutoHyphens w:val="true"/>
               <w:spacing w:lineRule="auto" w:line="240" w:before="0" w:after="0"/>
               <w:jc w:val="start"/>
               <w:rPr>
@@ -4001,6 +4576,7 @@
             <w:pPr>
               <w:pStyle w:val="Normal"/>
               <w:widowControl/>
+              <w:suppressAutoHyphens w:val="true"/>
               <w:spacing w:lineRule="auto" w:line="240" w:before="0" w:after="0"/>
               <w:jc w:val="start"/>
               <w:rPr>
@@ -4034,6 +4610,7 @@
             <w:pPr>
               <w:pStyle w:val="Normal"/>
               <w:widowControl/>
+              <w:suppressAutoHyphens w:val="true"/>
               <w:spacing w:lineRule="auto" w:line="240" w:before="0" w:after="0"/>
               <w:jc w:val="start"/>
               <w:rPr>
@@ -4064,6 +4641,7 @@
             <w:pPr>
               <w:pStyle w:val="Normal"/>
               <w:widowControl/>
+              <w:suppressAutoHyphens w:val="true"/>
               <w:spacing w:lineRule="auto" w:line="240" w:before="0" w:after="0"/>
               <w:jc w:val="start"/>
               <w:rPr>
@@ -4097,6 +4675,7 @@
             <w:pPr>
               <w:pStyle w:val="Normal"/>
               <w:widowControl/>
+              <w:suppressAutoHyphens w:val="true"/>
               <w:spacing w:lineRule="auto" w:line="240" w:before="0" w:after="0"/>
               <w:jc w:val="start"/>
               <w:rPr>
@@ -4127,6 +4706,7 @@
             <w:pPr>
               <w:pStyle w:val="Normal"/>
               <w:widowControl/>
+              <w:suppressAutoHyphens w:val="true"/>
               <w:spacing w:lineRule="auto" w:line="240" w:before="0" w:after="0"/>
               <w:jc w:val="start"/>
               <w:rPr>
@@ -4160,6 +4740,7 @@
             <w:pPr>
               <w:pStyle w:val="Normal"/>
               <w:widowControl/>
+              <w:suppressAutoHyphens w:val="true"/>
               <w:spacing w:lineRule="auto" w:line="240" w:before="0" w:after="0"/>
               <w:jc w:val="start"/>
               <w:rPr>
@@ -4190,6 +4771,7 @@
             <w:pPr>
               <w:pStyle w:val="Normal"/>
               <w:widowControl/>
+              <w:suppressAutoHyphens w:val="true"/>
               <w:spacing w:lineRule="auto" w:line="240" w:before="0" w:after="0"/>
               <w:jc w:val="start"/>
               <w:rPr>
@@ -4223,6 +4805,7 @@
             <w:pPr>
               <w:pStyle w:val="Normal"/>
               <w:widowControl/>
+              <w:suppressAutoHyphens w:val="true"/>
               <w:spacing w:lineRule="auto" w:line="240" w:before="0" w:after="0"/>
               <w:jc w:val="start"/>
               <w:rPr>
@@ -4253,6 +4836,7 @@
             <w:pPr>
               <w:pStyle w:val="Normal"/>
               <w:widowControl/>
+              <w:suppressAutoHyphens w:val="true"/>
               <w:spacing w:lineRule="auto" w:line="240" w:before="0" w:after="0"/>
               <w:jc w:val="start"/>
               <w:rPr>
@@ -4319,6 +4903,7 @@
             <w:pPr>
               <w:pStyle w:val="Normal"/>
               <w:widowControl/>
+              <w:suppressAutoHyphens w:val="true"/>
               <w:spacing w:lineRule="auto" w:line="240" w:before="0" w:after="0"/>
               <w:jc w:val="start"/>
               <w:rPr>
@@ -4349,6 +4934,7 @@
             <w:pPr>
               <w:pStyle w:val="Normal"/>
               <w:widowControl/>
+              <w:suppressAutoHyphens w:val="true"/>
               <w:spacing w:lineRule="auto" w:line="240" w:before="0" w:after="0"/>
               <w:jc w:val="start"/>
               <w:rPr>
@@ -4382,6 +4968,7 @@
             <w:pPr>
               <w:pStyle w:val="Normal"/>
               <w:widowControl/>
+              <w:suppressAutoHyphens w:val="true"/>
               <w:spacing w:lineRule="auto" w:line="240" w:before="0" w:after="0"/>
               <w:jc w:val="start"/>
               <w:rPr>
@@ -4412,6 +4999,7 @@
             <w:pPr>
               <w:pStyle w:val="Normal"/>
               <w:widowControl/>
+              <w:suppressAutoHyphens w:val="true"/>
               <w:spacing w:lineRule="auto" w:line="240" w:before="0" w:after="0"/>
               <w:jc w:val="start"/>
               <w:rPr>
@@ -4445,6 +5033,7 @@
             <w:pPr>
               <w:pStyle w:val="Normal"/>
               <w:widowControl/>
+              <w:suppressAutoHyphens w:val="true"/>
               <w:spacing w:lineRule="auto" w:line="240" w:before="0" w:after="0"/>
               <w:jc w:val="start"/>
               <w:rPr>
@@ -4475,6 +5064,7 @@
             <w:pPr>
               <w:pStyle w:val="Normal"/>
               <w:widowControl/>
+              <w:suppressAutoHyphens w:val="true"/>
               <w:spacing w:lineRule="auto" w:line="240" w:before="0" w:after="0"/>
               <w:jc w:val="start"/>
               <w:rPr>
@@ -4508,6 +5098,7 @@
             <w:pPr>
               <w:pStyle w:val="Normal"/>
               <w:widowControl/>
+              <w:suppressAutoHyphens w:val="true"/>
               <w:spacing w:lineRule="auto" w:line="240" w:before="0" w:after="0"/>
               <w:jc w:val="start"/>
               <w:rPr>
@@ -4538,6 +5129,7 @@
             <w:pPr>
               <w:pStyle w:val="Normal"/>
               <w:widowControl/>
+              <w:suppressAutoHyphens w:val="true"/>
               <w:spacing w:lineRule="auto" w:line="240" w:before="0" w:after="0"/>
               <w:jc w:val="start"/>
               <w:rPr>
@@ -4571,6 +5163,7 @@
             <w:pPr>
               <w:pStyle w:val="Normal"/>
               <w:widowControl/>
+              <w:suppressAutoHyphens w:val="true"/>
               <w:spacing w:lineRule="auto" w:line="240" w:before="0" w:after="0"/>
               <w:jc w:val="start"/>
               <w:rPr>
@@ -4601,6 +5194,7 @@
             <w:pPr>
               <w:pStyle w:val="Normal"/>
               <w:widowControl/>
+              <w:suppressAutoHyphens w:val="true"/>
               <w:spacing w:lineRule="auto" w:line="240" w:before="0" w:after="0"/>
               <w:jc w:val="start"/>
               <w:rPr>
@@ -4634,6 +5228,7 @@
             <w:pPr>
               <w:pStyle w:val="Normal"/>
               <w:widowControl/>
+              <w:suppressAutoHyphens w:val="true"/>
               <w:spacing w:lineRule="auto" w:line="240" w:before="0" w:after="0"/>
               <w:jc w:val="start"/>
               <w:rPr>
@@ -4664,6 +5259,7 @@
             <w:pPr>
               <w:pStyle w:val="Normal"/>
               <w:widowControl/>
+              <w:suppressAutoHyphens w:val="true"/>
               <w:spacing w:lineRule="auto" w:line="240" w:before="0" w:after="0"/>
               <w:jc w:val="start"/>
               <w:rPr>
@@ -4696,7 +5292,7 @@
           <w:b w:val="false"/>
           <w:i w:val="false"/>
         </w:rPr>
-        <w:t xml:space="preserve">If you selected Loopback and started in DSP mode, the following are also available:</w:t>
+        <w:t>If you selected Loopback and started in DSP mode, the following are also available:</w:t>
       </w:r>
     </w:p>
     <w:tbl>
@@ -4730,6 +5326,7 @@
             <w:pPr>
               <w:pStyle w:val="Normal"/>
               <w:widowControl/>
+              <w:suppressAutoHyphens w:val="true"/>
               <w:spacing w:lineRule="auto" w:line="240" w:before="0" w:after="0"/>
               <w:jc w:val="start"/>
               <w:rPr>
@@ -4746,7 +5343,7 @@
                 <w:szCs w:val="22"/>
                 <w:lang w:val="en-US" w:eastAsia="en-US" w:bidi="ar-SA"/>
               </w:rPr>
-              <w:t xml:space="preserve">Key</w:t>
+              <w:t>Key</w:t>
             </w:r>
           </w:p>
         </w:tc>
@@ -4760,6 +5357,7 @@
             <w:pPr>
               <w:pStyle w:val="Normal"/>
               <w:widowControl/>
+              <w:suppressAutoHyphens w:val="true"/>
               <w:spacing w:lineRule="auto" w:line="240" w:before="0" w:after="0"/>
               <w:jc w:val="start"/>
               <w:rPr>
@@ -4776,7 +5374,7 @@
                 <w:szCs w:val="22"/>
                 <w:lang w:val="en-US" w:eastAsia="en-US" w:bidi="ar-SA"/>
               </w:rPr>
-              <w:t xml:space="preserve">Function</w:t>
+              <w:t>Function</w:t>
             </w:r>
           </w:p>
         </w:tc>
@@ -4793,6 +5391,7 @@
             <w:pPr>
               <w:pStyle w:val="Normal"/>
               <w:widowControl/>
+              <w:suppressAutoHyphens w:val="true"/>
               <w:spacing w:lineRule="auto" w:line="240" w:before="0" w:after="0"/>
               <w:jc w:val="start"/>
               <w:rPr>
@@ -4809,7 +5408,7 @@
                 <w:szCs w:val="22"/>
                 <w:lang w:val="en-US" w:eastAsia="en-US" w:bidi="ar-SA"/>
               </w:rPr>
-              <w:t xml:space="preserve">1</w:t>
+              <w:t>1</w:t>
             </w:r>
           </w:p>
         </w:tc>
@@ -4823,6 +5422,7 @@
             <w:pPr>
               <w:pStyle w:val="Normal"/>
               <w:widowControl/>
+              <w:suppressAutoHyphens w:val="true"/>
               <w:spacing w:lineRule="auto" w:line="240" w:before="0" w:after="0"/>
               <w:jc w:val="start"/>
               <w:rPr>
@@ -4839,7 +5439,7 @@
                 <w:szCs w:val="22"/>
                 <w:lang w:val="en-US" w:eastAsia="en-US" w:bidi="ar-SA"/>
               </w:rPr>
-              <w:t xml:space="preserve">v1 Rich Hall (Static) — Full EQ chain, calm reverberation</w:t>
+              <w:t>v1 Rich Hall (Static) — Full EQ chain, calm reverberation</w:t>
             </w:r>
           </w:p>
         </w:tc>
@@ -4856,6 +5456,7 @@
             <w:pPr>
               <w:pStyle w:val="Normal"/>
               <w:widowControl/>
+              <w:suppressAutoHyphens w:val="true"/>
               <w:spacing w:lineRule="auto" w:line="240" w:before="0" w:after="0"/>
               <w:jc w:val="start"/>
               <w:rPr>
@@ -4872,7 +5473,7 @@
                 <w:szCs w:val="22"/>
                 <w:lang w:val="en-US" w:eastAsia="en-US" w:bidi="ar-SA"/>
               </w:rPr>
-              <w:t xml:space="preserve">2</w:t>
+              <w:t>2</w:t>
             </w:r>
           </w:p>
         </w:tc>
@@ -4886,6 +5487,7 @@
             <w:pPr>
               <w:pStyle w:val="Normal"/>
               <w:widowControl/>
+              <w:suppressAutoHyphens w:val="true"/>
               <w:spacing w:lineRule="auto" w:line="240" w:before="0" w:after="0"/>
               <w:jc w:val="start"/>
               <w:rPr>
@@ -4902,7 +5504,7 @@
                 <w:szCs w:val="22"/>
                 <w:lang w:val="en-US" w:eastAsia="en-US" w:bidi="ar-SA"/>
               </w:rPr>
-              <w:t xml:space="preserve">v2 Rich Hall (Dynamic) — Full EQ chain, moving air</w:t>
+              <w:t>v2 Rich Hall (Dynamic) — Full EQ chain, moving air</w:t>
             </w:r>
           </w:p>
         </w:tc>
@@ -4919,6 +5521,7 @@
             <w:pPr>
               <w:pStyle w:val="Normal"/>
               <w:widowControl/>
+              <w:suppressAutoHyphens w:val="true"/>
               <w:spacing w:lineRule="auto" w:line="240" w:before="0" w:after="0"/>
               <w:jc w:val="start"/>
               <w:rPr>
@@ -4935,7 +5538,7 @@
                 <w:szCs w:val="22"/>
                 <w:lang w:val="en-US" w:eastAsia="en-US" w:bidi="ar-SA"/>
               </w:rPr>
-              <w:t xml:space="preserve">3</w:t>
+              <w:t>3</w:t>
             </w:r>
           </w:p>
         </w:tc>
@@ -4949,6 +5552,7 @@
             <w:pPr>
               <w:pStyle w:val="Normal"/>
               <w:widowControl/>
+              <w:suppressAutoHyphens w:val="true"/>
               <w:spacing w:lineRule="auto" w:line="240" w:before="0" w:after="0"/>
               <w:jc w:val="start"/>
               <w:rPr>
@@ -4965,7 +5569,7 @@
                 <w:szCs w:val="22"/>
                 <w:lang w:val="en-US" w:eastAsia="en-US" w:bidi="ar-SA"/>
               </w:rPr>
-              <w:t xml:space="preserve">v3 Taste of the Source (Static) — Simple, emphasizes presence</w:t>
+              <w:t>v3 Taste of the Source (Static) — Simple, emphasizes presence</w:t>
             </w:r>
           </w:p>
         </w:tc>
@@ -4982,6 +5586,7 @@
             <w:pPr>
               <w:pStyle w:val="Normal"/>
               <w:widowControl/>
+              <w:suppressAutoHyphens w:val="true"/>
               <w:spacing w:lineRule="auto" w:line="240" w:before="0" w:after="0"/>
               <w:jc w:val="start"/>
               <w:rPr>
@@ -4998,7 +5603,7 @@
                 <w:szCs w:val="22"/>
                 <w:lang w:val="en-US" w:eastAsia="en-US" w:bidi="ar-SA"/>
               </w:rPr>
-              <w:t xml:space="preserve">4</w:t>
+              <w:t>4</w:t>
             </w:r>
           </w:p>
         </w:tc>
@@ -5012,6 +5617,7 @@
             <w:pPr>
               <w:pStyle w:val="Normal"/>
               <w:widowControl/>
+              <w:suppressAutoHyphens w:val="true"/>
               <w:spacing w:lineRule="auto" w:line="240" w:before="0" w:after="0"/>
               <w:jc w:val="start"/>
               <w:rPr>
@@ -5028,7 +5634,7 @@
                 <w:szCs w:val="22"/>
                 <w:lang w:val="en-US" w:eastAsia="en-US" w:bidi="ar-SA"/>
               </w:rPr>
-              <w:t xml:space="preserve">v4 Taste of the Source (Dynamic) — Simple, washoku-style panning</w:t>
+              <w:t>v4 Taste of the Source (Dynamic) — Simple, washoku-style panning</w:t>
             </w:r>
           </w:p>
         </w:tc>
@@ -5045,6 +5651,7 @@
             <w:pPr>
               <w:pStyle w:val="Normal"/>
               <w:widowControl/>
+              <w:suppressAutoHyphens w:val="true"/>
               <w:spacing w:lineRule="auto" w:line="240" w:before="0" w:after="0"/>
               <w:jc w:val="start"/>
               <w:rPr>
@@ -5061,7 +5668,7 @@
                 <w:szCs w:val="22"/>
                 <w:lang w:val="en-US" w:eastAsia="en-US" w:bidi="ar-SA"/>
               </w:rPr>
-              <w:t xml:space="preserve">5</w:t>
+              <w:t>5</w:t>
             </w:r>
           </w:p>
         </w:tc>
@@ -5075,6 +5682,7 @@
             <w:pPr>
               <w:pStyle w:val="Normal"/>
               <w:widowControl/>
+              <w:suppressAutoHyphens w:val="true"/>
               <w:spacing w:lineRule="auto" w:line="240" w:before="0" w:after="0"/>
               <w:jc w:val="start"/>
               <w:rPr>
@@ -5091,7 +5699,7 @@
                 <w:szCs w:val="22"/>
                 <w:lang w:val="en-US" w:eastAsia="en-US" w:bidi="ar-SA"/>
               </w:rPr>
-              <w:t xml:space="preserve">v5 Harmonics Mode — Violin resonance / shakuhachi-style harmonics</w:t>
+              <w:t>v5 Harmonics Mode — Violin resonance / shakuhachi-style harmonics</w:t>
             </w:r>
           </w:p>
         </w:tc>
@@ -5108,6 +5716,7 @@
             <w:pPr>
               <w:pStyle w:val="Normal"/>
               <w:widowControl/>
+              <w:suppressAutoHyphens w:val="true"/>
               <w:spacing w:lineRule="auto" w:line="240" w:before="0" w:after="0"/>
               <w:jc w:val="start"/>
               <w:rPr>
@@ -5124,7 +5733,7 @@
                 <w:szCs w:val="22"/>
                 <w:lang w:val="en-US" w:eastAsia="en-US" w:bidi="ar-SA"/>
               </w:rPr>
-              <w:t xml:space="preserve">6</w:t>
+              <w:t>6</w:t>
             </w:r>
           </w:p>
         </w:tc>
@@ -5138,6 +5747,7 @@
             <w:pPr>
               <w:pStyle w:val="Normal"/>
               <w:widowControl/>
+              <w:suppressAutoHyphens w:val="true"/>
               <w:spacing w:lineRule="auto" w:line="240" w:before="0" w:after="0"/>
               <w:jc w:val="start"/>
               <w:rPr>
@@ -5154,7 +5764,7 @@
                 <w:szCs w:val="22"/>
                 <w:lang w:val="en-US" w:eastAsia="en-US" w:bidi="ar-SA"/>
               </w:rPr>
-              <w:t xml:space="preserve">v6 Harmonics Mode (for Headphones) — Optimized for closed/open-back headphones</w:t>
+              <w:t>v6 Harmonics Mode (for Headphones) — Optimized for closed/open-back headphones</w:t>
             </w:r>
           </w:p>
         </w:tc>
@@ -5170,20 +5780,20 @@
           <w:b w:val="false"/>
           <w:i w:val="false"/>
         </w:rPr>
-        <w:t xml:space="preserve">These let you switch the sound field on the spot, without stopping playback. If you selected a DAC directly at startup (bypassing DSP for the raw source sound), these keys are not available.</w:t>
-      </w:r>
-    </w:p>
-    <w:p>
-      <w:pPr>
-        <w:pStyle w:val="Normal"/>
-        <w:rPr/>
-      </w:pPr>
-      <w:r>
-        <w:rPr>
-          <w:b w:val="false"/>
-          <w:i w:val="false"/>
-        </w:rPr>
-        <w:t xml:space="preserve">If you are using a USB-connected DAC, the following are also available (USB-Noise-Guard):</w:t>
+        <w:t>These let you switch the sound field on the spot, without stopping playback. If you selected a DAC directly at startup (bypassing DSP for the raw source sound), these keys are not available.</w:t>
+      </w:r>
+    </w:p>
+    <w:p>
+      <w:pPr>
+        <w:pStyle w:val="Normal"/>
+        <w:rPr/>
+      </w:pPr>
+      <w:r>
+        <w:rPr>
+          <w:b w:val="false"/>
+          <w:i w:val="false"/>
+        </w:rPr>
+        <w:t>If you are using a USB-connected DAC, the following are also available (USB-Noise-Guard):</w:t>
       </w:r>
     </w:p>
     <w:tbl>
@@ -5217,6 +5827,7 @@
             <w:pPr>
               <w:pStyle w:val="Normal"/>
               <w:widowControl/>
+              <w:suppressAutoHyphens w:val="true"/>
               <w:spacing w:lineRule="auto" w:line="240" w:before="0" w:after="0"/>
               <w:jc w:val="start"/>
               <w:rPr>
@@ -5233,7 +5844,7 @@
                 <w:szCs w:val="22"/>
                 <w:lang w:val="en-US" w:eastAsia="en-US" w:bidi="ar-SA"/>
               </w:rPr>
-              <w:t xml:space="preserve">Key</w:t>
+              <w:t>Key</w:t>
             </w:r>
           </w:p>
         </w:tc>
@@ -5247,6 +5858,7 @@
             <w:pPr>
               <w:pStyle w:val="Normal"/>
               <w:widowControl/>
+              <w:suppressAutoHyphens w:val="true"/>
               <w:spacing w:lineRule="auto" w:line="240" w:before="0" w:after="0"/>
               <w:jc w:val="start"/>
               <w:rPr>
@@ -5263,7 +5875,7 @@
                 <w:szCs w:val="22"/>
                 <w:lang w:val="en-US" w:eastAsia="en-US" w:bidi="ar-SA"/>
               </w:rPr>
-              <w:t xml:space="preserve">Function</w:t>
+              <w:t>Function</w:t>
             </w:r>
           </w:p>
         </w:tc>
@@ -5280,6 +5892,7 @@
             <w:pPr>
               <w:pStyle w:val="Normal"/>
               <w:widowControl/>
+              <w:suppressAutoHyphens w:val="true"/>
               <w:spacing w:lineRule="auto" w:line="240" w:before="0" w:after="0"/>
               <w:jc w:val="start"/>
               <w:rPr>
@@ -5296,7 +5909,7 @@
                 <w:szCs w:val="22"/>
                 <w:lang w:val="en-US" w:eastAsia="en-US" w:bidi="ar-SA"/>
               </w:rPr>
-              <w:t xml:space="preserve">u</w:t>
+              <w:t>u</w:t>
             </w:r>
           </w:p>
         </w:tc>
@@ -5310,6 +5923,7 @@
             <w:pPr>
               <w:pStyle w:val="Normal"/>
               <w:widowControl/>
+              <w:suppressAutoHyphens w:val="true"/>
               <w:spacing w:lineRule="auto" w:line="240" w:before="0" w:after="0"/>
               <w:jc w:val="start"/>
               <w:rPr>
@@ -5326,7 +5940,7 @@
                 <w:szCs w:val="22"/>
                 <w:lang w:val="en-US" w:eastAsia="en-US" w:bidi="ar-SA"/>
               </w:rPr>
-              <w:t xml:space="preserve">Toggle the USB output digital-noise mitigation (both together) ON/OFF</w:t>
+              <w:t>Toggle the USB output digital-noise mitigation (both together) ON/OFF</w:t>
             </w:r>
           </w:p>
         </w:tc>
@@ -5343,6 +5957,7 @@
             <w:pPr>
               <w:pStyle w:val="Normal"/>
               <w:widowControl/>
+              <w:suppressAutoHyphens w:val="true"/>
               <w:spacing w:lineRule="auto" w:line="240" w:before="0" w:after="0"/>
               <w:jc w:val="start"/>
               <w:rPr>
@@ -5359,7 +5974,7 @@
                 <w:szCs w:val="22"/>
                 <w:lang w:val="en-US" w:eastAsia="en-US" w:bidi="ar-SA"/>
               </w:rPr>
-              <w:t xml:space="preserve">k</w:t>
+              <w:t>k</w:t>
             </w:r>
           </w:p>
         </w:tc>
@@ -5373,6 +5988,7 @@
             <w:pPr>
               <w:pStyle w:val="Normal"/>
               <w:widowControl/>
+              <w:suppressAutoHyphens w:val="true"/>
               <w:spacing w:lineRule="auto" w:line="240" w:before="0" w:after="0"/>
               <w:jc w:val="start"/>
               <w:rPr>
@@ -5389,7 +6005,7 @@
                 <w:szCs w:val="22"/>
                 <w:lang w:val="en-US" w:eastAsia="en-US" w:bidi="ar-SA"/>
               </w:rPr>
-              <w:t xml:space="preserve">Toggle the autosuspend mitigation only ON/OFF</w:t>
+              <w:t>Toggle the autosuspend mitigation only ON/OFF</w:t>
             </w:r>
           </w:p>
         </w:tc>
@@ -5406,6 +6022,7 @@
             <w:pPr>
               <w:pStyle w:val="Normal"/>
               <w:widowControl/>
+              <w:suppressAutoHyphens w:val="true"/>
               <w:spacing w:lineRule="auto" w:line="240" w:before="0" w:after="0"/>
               <w:jc w:val="start"/>
               <w:rPr>
@@ -5422,7 +6039,7 @@
                 <w:szCs w:val="22"/>
                 <w:lang w:val="en-US" w:eastAsia="en-US" w:bidi="ar-SA"/>
               </w:rPr>
-              <w:t xml:space="preserve">j</w:t>
+              <w:t>j</w:t>
             </w:r>
           </w:p>
         </w:tc>
@@ -5436,6 +6053,7 @@
             <w:pPr>
               <w:pStyle w:val="Normal"/>
               <w:widowControl/>
+              <w:suppressAutoHyphens w:val="true"/>
               <w:spacing w:lineRule="auto" w:line="240" w:before="0" w:after="0"/>
               <w:jc w:val="start"/>
               <w:rPr>
@@ -5452,7 +6070,7 @@
                 <w:szCs w:val="22"/>
                 <w:lang w:val="en-US" w:eastAsia="en-US" w:bidi="ar-SA"/>
               </w:rPr>
-              <w:t xml:space="preserve">Toggle the RT-priority mitigation only ON/OFF</w:t>
+              <w:t>Toggle the RT-priority mitigation only ON/OFF</w:t>
             </w:r>
           </w:p>
         </w:tc>
@@ -5469,6 +6087,7 @@
             <w:pPr>
               <w:pStyle w:val="Normal"/>
               <w:widowControl/>
+              <w:suppressAutoHyphens w:val="true"/>
               <w:spacing w:lineRule="auto" w:line="240" w:before="0" w:after="0"/>
               <w:jc w:val="start"/>
               <w:rPr>
@@ -5485,7 +6104,7 @@
                 <w:szCs w:val="22"/>
                 <w:lang w:val="en-US" w:eastAsia="en-US" w:bidi="ar-SA"/>
               </w:rPr>
-              <w:t xml:space="preserve">m</w:t>
+              <w:t>m</w:t>
             </w:r>
           </w:p>
         </w:tc>
@@ -5499,6 +6118,7 @@
             <w:pPr>
               <w:pStyle w:val="Normal"/>
               <w:widowControl/>
+              <w:suppressAutoHyphens w:val="true"/>
               <w:spacing w:lineRule="auto" w:line="240" w:before="0" w:after="0"/>
               <w:jc w:val="start"/>
               <w:rPr>
@@ -5515,7 +6135,7 @@
                 <w:szCs w:val="22"/>
                 <w:lang w:val="en-US" w:eastAsia="en-US" w:bidi="ar-SA"/>
               </w:rPr>
-              <w:t xml:space="preserve">Show the current ON/OFF status</w:t>
+              <w:t>Show the current ON/OFF status</w:t>
             </w:r>
           </w:p>
         </w:tc>
@@ -5531,20 +6151,20 @@
           <w:b w:val="false"/>
           <w:i w:val="false"/>
         </w:rPr>
-        <w:t xml:space="preserve">USB autosuspend (a power-saving feature that cuts power when idle) and timing jitter from CPU contention can sometimes show up as faint clicks or subtle changes in sound quality. QjiDSP automatically mitigates both when it detects your DAC at startup. Use the keys above to toggle them on/off during playback and compare the effect for yourself, without interrupting the music.</w:t>
-      </w:r>
-    </w:p>
-    <w:p>
-      <w:pPr>
-        <w:pStyle w:val="Normal"/>
-        <w:rPr/>
-      </w:pPr>
-      <w:r>
-        <w:rPr>
-          <w:b w:val="false"/>
-          <w:i w:val="false"/>
-        </w:rPr>
-        <w:t xml:space="preserve">Toggling the autosuspend mitigation with k requires write access to the USB DAC's power-management file. Run the bundled install_usb_audio_optimize.sh once with sudo (log out and back in afterward), and it will be applied automatically at startup, which also enables toggling with k.</w:t>
+        <w:t>USB autosuspend (a power-saving feature that cuts power when idle) and timing jitter from CPU contention can sometimes show up as faint clicks or subtle changes in sound quality. QjiDSP automatically mitigates both when it detects your DAC at startup. Use the keys above to toggle them on/off during playback and compare the effect for yourself, without interrupting the music.</w:t>
+      </w:r>
+    </w:p>
+    <w:p>
+      <w:pPr>
+        <w:pStyle w:val="Normal"/>
+        <w:rPr/>
+      </w:pPr>
+      <w:r>
+        <w:rPr>
+          <w:b w:val="false"/>
+          <w:i w:val="false"/>
+        </w:rPr>
+        <w:t>Toggling the autosuspend mitigation with k requires write access to the USB DAC's power-management file. Run the bundled install_usb_audio_optimize.sh once with sudo (log out and back in afterward), and it will be applied automatically at startup, which also enables toggling with k.</w:t>
       </w:r>
     </w:p>
     <w:p>
@@ -5695,6 +6315,7 @@
             <w:pPr>
               <w:pStyle w:val="Normal"/>
               <w:widowControl/>
+              <w:suppressAutoHyphens w:val="true"/>
               <w:spacing w:lineRule="auto" w:line="240" w:before="0" w:after="0"/>
               <w:jc w:val="start"/>
               <w:rPr>
@@ -5725,6 +6346,7 @@
             <w:pPr>
               <w:pStyle w:val="Normal"/>
               <w:widowControl/>
+              <w:suppressAutoHyphens w:val="true"/>
               <w:spacing w:lineRule="auto" w:line="240" w:before="0" w:after="0"/>
               <w:jc w:val="start"/>
               <w:rPr>
@@ -5758,6 +6380,7 @@
             <w:pPr>
               <w:pStyle w:val="Normal"/>
               <w:widowControl/>
+              <w:suppressAutoHyphens w:val="true"/>
               <w:spacing w:lineRule="auto" w:line="240" w:before="0" w:after="0"/>
               <w:jc w:val="start"/>
               <w:rPr>
@@ -5788,6 +6411,7 @@
             <w:pPr>
               <w:pStyle w:val="Normal"/>
               <w:widowControl/>
+              <w:suppressAutoHyphens w:val="true"/>
               <w:spacing w:lineRule="auto" w:line="240" w:before="0" w:after="0"/>
               <w:jc w:val="start"/>
               <w:rPr>
@@ -5821,6 +6445,7 @@
             <w:pPr>
               <w:pStyle w:val="Normal"/>
               <w:widowControl/>
+              <w:suppressAutoHyphens w:val="true"/>
               <w:spacing w:lineRule="auto" w:line="240" w:before="0" w:after="0"/>
               <w:jc w:val="start"/>
               <w:rPr>
@@ -5851,6 +6476,7 @@
             <w:pPr>
               <w:pStyle w:val="Normal"/>
               <w:widowControl/>
+              <w:suppressAutoHyphens w:val="true"/>
               <w:spacing w:lineRule="auto" w:line="240" w:before="0" w:after="0"/>
               <w:jc w:val="start"/>
               <w:rPr>
@@ -5884,6 +6510,7 @@
             <w:pPr>
               <w:pStyle w:val="Normal"/>
               <w:widowControl/>
+              <w:suppressAutoHyphens w:val="true"/>
               <w:spacing w:lineRule="auto" w:line="240" w:before="0" w:after="0"/>
               <w:jc w:val="start"/>
               <w:rPr>
@@ -5914,6 +6541,7 @@
             <w:pPr>
               <w:pStyle w:val="Normal"/>
               <w:widowControl/>
+              <w:suppressAutoHyphens w:val="true"/>
               <w:spacing w:lineRule="auto" w:line="240" w:before="0" w:after="0"/>
               <w:jc w:val="start"/>
               <w:rPr>
@@ -5947,6 +6575,7 @@
             <w:pPr>
               <w:pStyle w:val="Normal"/>
               <w:widowControl/>
+              <w:suppressAutoHyphens w:val="true"/>
               <w:spacing w:lineRule="auto" w:line="240" w:before="0" w:after="0"/>
               <w:jc w:val="start"/>
               <w:rPr>
@@ -5977,6 +6606,7 @@
             <w:pPr>
               <w:pStyle w:val="Normal"/>
               <w:widowControl/>
+              <w:suppressAutoHyphens w:val="true"/>
               <w:spacing w:lineRule="auto" w:line="240" w:before="0" w:after="0"/>
               <w:jc w:val="start"/>
               <w:rPr>
@@ -9169,6 +9799,7 @@
             <w:pPr>
               <w:pStyle w:val="Normal"/>
               <w:widowControl/>
+              <w:suppressAutoHyphens w:val="true"/>
               <w:spacing w:lineRule="auto" w:line="240" w:before="0" w:after="0"/>
               <w:jc w:val="start"/>
               <w:rPr>
@@ -9199,6 +9830,7 @@
             <w:pPr>
               <w:pStyle w:val="Normal"/>
               <w:widowControl/>
+              <w:suppressAutoHyphens w:val="true"/>
               <w:spacing w:lineRule="auto" w:line="240" w:before="0" w:after="0"/>
               <w:jc w:val="start"/>
               <w:rPr>
@@ -9232,6 +9864,7 @@
             <w:pPr>
               <w:pStyle w:val="Normal"/>
               <w:widowControl/>
+              <w:suppressAutoHyphens w:val="true"/>
               <w:spacing w:lineRule="auto" w:line="240" w:before="0" w:after="0"/>
               <w:jc w:val="start"/>
               <w:rPr>
@@ -9262,6 +9895,7 @@
             <w:pPr>
               <w:pStyle w:val="Normal"/>
               <w:widowControl/>
+              <w:suppressAutoHyphens w:val="true"/>
               <w:spacing w:lineRule="auto" w:line="240" w:before="0" w:after="0"/>
               <w:jc w:val="start"/>
               <w:rPr>
@@ -9295,6 +9929,7 @@
             <w:pPr>
               <w:pStyle w:val="Normal"/>
               <w:widowControl/>
+              <w:suppressAutoHyphens w:val="true"/>
               <w:spacing w:lineRule="auto" w:line="240" w:before="0" w:after="0"/>
               <w:jc w:val="start"/>
               <w:rPr>
@@ -9325,6 +9960,7 @@
             <w:pPr>
               <w:pStyle w:val="Normal"/>
               <w:widowControl/>
+              <w:suppressAutoHyphens w:val="true"/>
               <w:spacing w:lineRule="auto" w:line="240" w:before="0" w:after="0"/>
               <w:jc w:val="start"/>
               <w:rPr>
@@ -9358,6 +9994,7 @@
             <w:pPr>
               <w:pStyle w:val="Normal"/>
               <w:widowControl/>
+              <w:suppressAutoHyphens w:val="true"/>
               <w:spacing w:lineRule="auto" w:line="240" w:before="0" w:after="0"/>
               <w:jc w:val="start"/>
               <w:rPr>
@@ -9388,6 +10025,7 @@
             <w:pPr>
               <w:pStyle w:val="Normal"/>
               <w:widowControl/>
+              <w:suppressAutoHyphens w:val="true"/>
               <w:spacing w:lineRule="auto" w:line="240" w:before="0" w:after="0"/>
               <w:jc w:val="start"/>
               <w:rPr>
@@ -9421,6 +10059,7 @@
             <w:pPr>
               <w:pStyle w:val="Normal"/>
               <w:widowControl/>
+              <w:suppressAutoHyphens w:val="true"/>
               <w:spacing w:lineRule="auto" w:line="240" w:before="0" w:after="0"/>
               <w:jc w:val="start"/>
               <w:rPr>
@@ -9451,6 +10090,7 @@
             <w:pPr>
               <w:pStyle w:val="Normal"/>
               <w:widowControl/>
+              <w:suppressAutoHyphens w:val="true"/>
               <w:spacing w:lineRule="auto" w:line="240" w:before="0" w:after="0"/>
               <w:jc w:val="start"/>
               <w:rPr>
@@ -9484,6 +10124,7 @@
             <w:pPr>
               <w:pStyle w:val="Normal"/>
               <w:widowControl/>
+              <w:suppressAutoHyphens w:val="true"/>
               <w:spacing w:lineRule="auto" w:line="240" w:before="0" w:after="0"/>
               <w:jc w:val="start"/>
               <w:rPr>
@@ -9514,6 +10155,7 @@
             <w:pPr>
               <w:pStyle w:val="Normal"/>
               <w:widowControl/>
+              <w:suppressAutoHyphens w:val="true"/>
               <w:spacing w:lineRule="auto" w:line="240" w:before="0" w:after="0"/>
               <w:jc w:val="start"/>
               <w:rPr>
@@ -9547,6 +10189,7 @@
             <w:pPr>
               <w:pStyle w:val="Normal"/>
               <w:widowControl/>
+              <w:suppressAutoHyphens w:val="true"/>
               <w:spacing w:lineRule="auto" w:line="240" w:before="0" w:after="0"/>
               <w:jc w:val="start"/>
               <w:rPr>
@@ -9577,6 +10220,7 @@
             <w:pPr>
               <w:pStyle w:val="Normal"/>
               <w:widowControl/>
+              <w:suppressAutoHyphens w:val="true"/>
               <w:spacing w:lineRule="auto" w:line="240" w:before="0" w:after="0"/>
               <w:jc w:val="start"/>
               <w:rPr>
@@ -9610,6 +10254,7 @@
             <w:pPr>
               <w:pStyle w:val="Normal"/>
               <w:widowControl/>
+              <w:suppressAutoHyphens w:val="true"/>
               <w:spacing w:lineRule="auto" w:line="240" w:before="0" w:after="0"/>
               <w:jc w:val="start"/>
               <w:rPr>
@@ -9640,6 +10285,7 @@
             <w:pPr>
               <w:pStyle w:val="Normal"/>
               <w:widowControl/>
+              <w:suppressAutoHyphens w:val="true"/>
               <w:spacing w:lineRule="auto" w:line="240" w:before="0" w:after="0"/>
               <w:jc w:val="start"/>
               <w:rPr>
@@ -9673,6 +10319,7 @@
             <w:pPr>
               <w:pStyle w:val="Normal"/>
               <w:widowControl/>
+              <w:suppressAutoHyphens w:val="true"/>
               <w:spacing w:lineRule="auto" w:line="240" w:before="0" w:after="0"/>
               <w:jc w:val="start"/>
               <w:rPr>
@@ -9703,6 +10350,7 @@
             <w:pPr>
               <w:pStyle w:val="Normal"/>
               <w:widowControl/>
+              <w:suppressAutoHyphens w:val="true"/>
               <w:spacing w:lineRule="auto" w:line="240" w:before="0" w:after="0"/>
               <w:jc w:val="start"/>
               <w:rPr>
@@ -9736,6 +10384,7 @@
             <w:pPr>
               <w:pStyle w:val="Normal"/>
               <w:widowControl/>
+              <w:suppressAutoHyphens w:val="true"/>
               <w:spacing w:lineRule="auto" w:line="240" w:before="0" w:after="0"/>
               <w:jc w:val="start"/>
               <w:rPr>
@@ -9766,6 +10415,7 @@
             <w:pPr>
               <w:pStyle w:val="Normal"/>
               <w:widowControl/>
+              <w:suppressAutoHyphens w:val="true"/>
               <w:spacing w:lineRule="auto" w:line="240" w:before="0" w:after="0"/>
               <w:jc w:val="start"/>
               <w:rPr>
@@ -9799,6 +10449,7 @@
             <w:pPr>
               <w:pStyle w:val="Normal"/>
               <w:widowControl/>
+              <w:suppressAutoHyphens w:val="true"/>
               <w:spacing w:lineRule="auto" w:line="240" w:before="0" w:after="0"/>
               <w:jc w:val="start"/>
               <w:rPr>
@@ -9829,6 +10480,7 @@
             <w:pPr>
               <w:pStyle w:val="Normal"/>
               <w:widowControl/>
+              <w:suppressAutoHyphens w:val="true"/>
               <w:spacing w:lineRule="auto" w:line="240" w:before="0" w:after="0"/>
               <w:jc w:val="start"/>
               <w:rPr>
@@ -9862,6 +10514,7 @@
             <w:pPr>
               <w:pStyle w:val="Normal"/>
               <w:widowControl/>
+              <w:suppressAutoHyphens w:val="true"/>
               <w:spacing w:lineRule="auto" w:line="240" w:before="0" w:after="0"/>
               <w:jc w:val="start"/>
               <w:rPr>
@@ -9892,6 +10545,7 @@
             <w:pPr>
               <w:pStyle w:val="Normal"/>
               <w:widowControl/>
+              <w:suppressAutoHyphens w:val="true"/>
               <w:spacing w:lineRule="auto" w:line="240" w:before="0" w:after="0"/>
               <w:jc w:val="start"/>
               <w:rPr>
@@ -9925,6 +10579,7 @@
             <w:pPr>
               <w:pStyle w:val="Normal"/>
               <w:widowControl/>
+              <w:suppressAutoHyphens w:val="true"/>
               <w:spacing w:lineRule="auto" w:line="240" w:before="0" w:after="0"/>
               <w:jc w:val="start"/>
               <w:rPr>
@@ -9955,6 +10610,7 @@
             <w:pPr>
               <w:pStyle w:val="Normal"/>
               <w:widowControl/>
+              <w:suppressAutoHyphens w:val="true"/>
               <w:spacing w:lineRule="auto" w:line="240" w:before="0" w:after="0"/>
               <w:jc w:val="start"/>
               <w:rPr>
@@ -9988,6 +10644,7 @@
             <w:pPr>
               <w:pStyle w:val="Normal"/>
               <w:widowControl/>
+              <w:suppressAutoHyphens w:val="true"/>
               <w:spacing w:lineRule="auto" w:line="240" w:before="0" w:after="0"/>
               <w:jc w:val="start"/>
               <w:rPr>
@@ -10018,6 +10675,7 @@
             <w:pPr>
               <w:pStyle w:val="Normal"/>
               <w:widowControl/>
+              <w:suppressAutoHyphens w:val="true"/>
               <w:spacing w:lineRule="auto" w:line="240" w:before="0" w:after="0"/>
               <w:jc w:val="start"/>
               <w:rPr>
@@ -10051,6 +10709,7 @@
             <w:pPr>
               <w:pStyle w:val="Normal"/>
               <w:widowControl/>
+              <w:suppressAutoHyphens w:val="true"/>
               <w:spacing w:lineRule="auto" w:line="240" w:before="0" w:after="0"/>
               <w:jc w:val="start"/>
               <w:rPr>
@@ -10081,6 +10740,7 @@
             <w:pPr>
               <w:pStyle w:val="Normal"/>
               <w:widowControl/>
+              <w:suppressAutoHyphens w:val="true"/>
               <w:spacing w:lineRule="auto" w:line="240" w:before="0" w:after="0"/>
               <w:jc w:val="start"/>
               <w:rPr>
@@ -10114,6 +10774,7 @@
             <w:pPr>
               <w:pStyle w:val="Normal"/>
               <w:widowControl/>
+              <w:suppressAutoHyphens w:val="true"/>
               <w:spacing w:lineRule="auto" w:line="240" w:before="0" w:after="0"/>
               <w:jc w:val="start"/>
               <w:rPr>
@@ -10144,6 +10805,7 @@
             <w:pPr>
               <w:pStyle w:val="Normal"/>
               <w:widowControl/>
+              <w:suppressAutoHyphens w:val="true"/>
               <w:spacing w:lineRule="auto" w:line="240" w:before="0" w:after="0"/>
               <w:jc w:val="start"/>
               <w:rPr>
@@ -10177,6 +10839,7 @@
             <w:pPr>
               <w:pStyle w:val="Normal"/>
               <w:widowControl/>
+              <w:suppressAutoHyphens w:val="true"/>
               <w:spacing w:lineRule="auto" w:line="240" w:before="0" w:after="0"/>
               <w:jc w:val="start"/>
               <w:rPr>
@@ -10207,6 +10870,7 @@
             <w:pPr>
               <w:pStyle w:val="Normal"/>
               <w:widowControl/>
+              <w:suppressAutoHyphens w:val="true"/>
               <w:spacing w:lineRule="auto" w:line="240" w:before="0" w:after="0"/>
               <w:jc w:val="start"/>
               <w:rPr>
@@ -10240,6 +10904,7 @@
             <w:pPr>
               <w:pStyle w:val="Normal"/>
               <w:widowControl/>
+              <w:suppressAutoHyphens w:val="true"/>
               <w:spacing w:lineRule="auto" w:line="240" w:before="0" w:after="0"/>
               <w:jc w:val="start"/>
               <w:rPr>
@@ -10270,6 +10935,7 @@
             <w:pPr>
               <w:pStyle w:val="Normal"/>
               <w:widowControl/>
+              <w:suppressAutoHyphens w:val="true"/>
               <w:spacing w:lineRule="auto" w:line="240" w:before="0" w:after="0"/>
               <w:jc w:val="start"/>
               <w:rPr>
@@ -10303,6 +10969,7 @@
             <w:pPr>
               <w:pStyle w:val="Normal"/>
               <w:widowControl/>
+              <w:suppressAutoHyphens w:val="true"/>
               <w:spacing w:lineRule="auto" w:line="240" w:before="0" w:after="0"/>
               <w:jc w:val="start"/>
               <w:rPr>
@@ -10333,6 +11000,7 @@
             <w:pPr>
               <w:pStyle w:val="Normal"/>
               <w:widowControl/>
+              <w:suppressAutoHyphens w:val="true"/>
               <w:spacing w:lineRule="auto" w:line="240" w:before="0" w:after="0"/>
               <w:jc w:val="start"/>
               <w:rPr>
@@ -10366,6 +11034,7 @@
             <w:pPr>
               <w:pStyle w:val="Normal"/>
               <w:widowControl/>
+              <w:suppressAutoHyphens w:val="true"/>
               <w:spacing w:lineRule="auto" w:line="240" w:before="0" w:after="0"/>
               <w:jc w:val="start"/>
               <w:rPr>
@@ -10396,6 +11065,7 @@
             <w:pPr>
               <w:pStyle w:val="Normal"/>
               <w:widowControl/>
+              <w:suppressAutoHyphens w:val="true"/>
               <w:spacing w:lineRule="auto" w:line="240" w:before="0" w:after="0"/>
               <w:jc w:val="start"/>
               <w:rPr>
@@ -10429,6 +11099,7 @@
             <w:pPr>
               <w:pStyle w:val="Normal"/>
               <w:widowControl/>
+              <w:suppressAutoHyphens w:val="true"/>
               <w:spacing w:lineRule="auto" w:line="240" w:before="0" w:after="0"/>
               <w:jc w:val="start"/>
               <w:rPr>
@@ -10459,6 +11130,7 @@
             <w:pPr>
               <w:pStyle w:val="Normal"/>
               <w:widowControl/>
+              <w:suppressAutoHyphens w:val="true"/>
               <w:spacing w:lineRule="auto" w:line="240" w:before="0" w:after="0"/>
               <w:jc w:val="start"/>
               <w:rPr>
@@ -10492,6 +11164,7 @@
             <w:pPr>
               <w:pStyle w:val="Normal"/>
               <w:widowControl/>
+              <w:suppressAutoHyphens w:val="true"/>
               <w:spacing w:lineRule="auto" w:line="240" w:before="0" w:after="0"/>
               <w:jc w:val="start"/>
               <w:rPr>
@@ -10522,6 +11195,7 @@
             <w:pPr>
               <w:pStyle w:val="Normal"/>
               <w:widowControl/>
+              <w:suppressAutoHyphens w:val="true"/>
               <w:spacing w:lineRule="auto" w:line="240" w:before="0" w:after="0"/>
               <w:jc w:val="start"/>
               <w:rPr>
@@ -10555,6 +11229,7 @@
             <w:pPr>
               <w:pStyle w:val="Normal"/>
               <w:widowControl/>
+              <w:suppressAutoHyphens w:val="true"/>
               <w:spacing w:lineRule="auto" w:line="240" w:before="0" w:after="0"/>
               <w:jc w:val="start"/>
               <w:rPr>
@@ -10585,6 +11260,7 @@
             <w:pPr>
               <w:pStyle w:val="Normal"/>
               <w:widowControl/>
+              <w:suppressAutoHyphens w:val="true"/>
               <w:spacing w:lineRule="auto" w:line="240" w:before="0" w:after="0"/>
               <w:jc w:val="start"/>
               <w:rPr>
@@ -10618,6 +11294,7 @@
             <w:pPr>
               <w:pStyle w:val="Normal"/>
               <w:widowControl/>
+              <w:suppressAutoHyphens w:val="true"/>
               <w:spacing w:lineRule="auto" w:line="240" w:before="0" w:after="0"/>
               <w:jc w:val="start"/>
               <w:rPr>
@@ -10648,6 +11325,7 @@
             <w:pPr>
               <w:pStyle w:val="Normal"/>
               <w:widowControl/>
+              <w:suppressAutoHyphens w:val="true"/>
               <w:spacing w:lineRule="auto" w:line="240" w:before="0" w:after="0"/>
               <w:jc w:val="start"/>
               <w:rPr>
@@ -10681,6 +11359,7 @@
             <w:pPr>
               <w:pStyle w:val="Normal"/>
               <w:widowControl/>
+              <w:suppressAutoHyphens w:val="true"/>
               <w:spacing w:lineRule="auto" w:line="240" w:before="0" w:after="0"/>
               <w:jc w:val="start"/>
               <w:rPr>
@@ -10711,6 +11390,7 @@
             <w:pPr>
               <w:pStyle w:val="Normal"/>
               <w:widowControl/>
+              <w:suppressAutoHyphens w:val="true"/>
               <w:spacing w:lineRule="auto" w:line="240" w:before="0" w:after="0"/>
               <w:jc w:val="start"/>
               <w:rPr>
@@ -10744,6 +11424,7 @@
             <w:pPr>
               <w:pStyle w:val="Normal"/>
               <w:widowControl/>
+              <w:suppressAutoHyphens w:val="true"/>
               <w:spacing w:lineRule="auto" w:line="240" w:before="0" w:after="0"/>
               <w:jc w:val="start"/>
               <w:rPr>
@@ -10774,6 +11455,7 @@
             <w:pPr>
               <w:pStyle w:val="Normal"/>
               <w:widowControl/>
+              <w:suppressAutoHyphens w:val="true"/>
               <w:spacing w:lineRule="auto" w:line="240" w:before="0" w:after="0"/>
               <w:jc w:val="start"/>
               <w:rPr>
@@ -10807,6 +11489,7 @@
             <w:pPr>
               <w:pStyle w:val="Normal"/>
               <w:widowControl/>
+              <w:suppressAutoHyphens w:val="true"/>
               <w:spacing w:lineRule="auto" w:line="240" w:before="0" w:after="0"/>
               <w:jc w:val="start"/>
               <w:rPr>
@@ -10837,6 +11520,7 @@
             <w:pPr>
               <w:pStyle w:val="Normal"/>
               <w:widowControl/>
+              <w:suppressAutoHyphens w:val="true"/>
               <w:spacing w:lineRule="auto" w:line="240" w:before="0" w:after="0"/>
               <w:jc w:val="start"/>
               <w:rPr>
@@ -10870,6 +11554,7 @@
             <w:pPr>
               <w:pStyle w:val="Normal"/>
               <w:widowControl/>
+              <w:suppressAutoHyphens w:val="true"/>
               <w:spacing w:lineRule="auto" w:line="240" w:before="0" w:after="0"/>
               <w:jc w:val="start"/>
               <w:rPr>
@@ -10900,6 +11585,7 @@
             <w:pPr>
               <w:pStyle w:val="Normal"/>
               <w:widowControl/>
+              <w:suppressAutoHyphens w:val="true"/>
               <w:spacing w:lineRule="auto" w:line="240" w:before="0" w:after="0"/>
               <w:jc w:val="start"/>
               <w:rPr>
@@ -10933,6 +11619,7 @@
             <w:pPr>
               <w:pStyle w:val="Normal"/>
               <w:widowControl/>
+              <w:suppressAutoHyphens w:val="true"/>
               <w:spacing w:lineRule="auto" w:line="240" w:before="0" w:after="0"/>
               <w:jc w:val="start"/>
               <w:rPr>
@@ -10963,6 +11650,7 @@
             <w:pPr>
               <w:pStyle w:val="Normal"/>
               <w:widowControl/>
+              <w:suppressAutoHyphens w:val="true"/>
               <w:spacing w:lineRule="auto" w:line="240" w:before="0" w:after="0"/>
               <w:jc w:val="start"/>
               <w:rPr>
@@ -10996,6 +11684,7 @@
             <w:pPr>
               <w:pStyle w:val="Normal"/>
               <w:widowControl/>
+              <w:suppressAutoHyphens w:val="true"/>
               <w:spacing w:lineRule="auto" w:line="240" w:before="0" w:after="0"/>
               <w:jc w:val="start"/>
               <w:rPr>
@@ -11026,6 +11715,7 @@
             <w:pPr>
               <w:pStyle w:val="Normal"/>
               <w:widowControl/>
+              <w:suppressAutoHyphens w:val="true"/>
               <w:spacing w:lineRule="auto" w:line="240" w:before="0" w:after="0"/>
               <w:jc w:val="start"/>
               <w:rPr>
@@ -11059,6 +11749,7 @@
             <w:pPr>
               <w:pStyle w:val="Normal"/>
               <w:widowControl/>
+              <w:suppressAutoHyphens w:val="true"/>
               <w:spacing w:lineRule="auto" w:line="240" w:before="0" w:after="0"/>
               <w:jc w:val="start"/>
               <w:rPr>
@@ -11089,6 +11780,7 @@
             <w:pPr>
               <w:pStyle w:val="Normal"/>
               <w:widowControl/>
+              <w:suppressAutoHyphens w:val="true"/>
               <w:spacing w:lineRule="auto" w:line="240" w:before="0" w:after="0"/>
               <w:jc w:val="start"/>
               <w:rPr>
@@ -11122,6 +11814,7 @@
             <w:pPr>
               <w:pStyle w:val="Normal"/>
               <w:widowControl/>
+              <w:suppressAutoHyphens w:val="true"/>
               <w:spacing w:lineRule="auto" w:line="240" w:before="0" w:after="0"/>
               <w:jc w:val="start"/>
               <w:rPr>
@@ -11152,6 +11845,7 @@
             <w:pPr>
               <w:pStyle w:val="Normal"/>
               <w:widowControl/>
+              <w:suppressAutoHyphens w:val="true"/>
               <w:spacing w:lineRule="auto" w:line="240" w:before="0" w:after="0"/>
               <w:jc w:val="start"/>
               <w:rPr>
@@ -11218,6 +11912,7 @@
             <w:pPr>
               <w:pStyle w:val="Normal"/>
               <w:widowControl/>
+              <w:suppressAutoHyphens w:val="true"/>
               <w:spacing w:lineRule="auto" w:line="240" w:before="0" w:after="0"/>
               <w:jc w:val="start"/>
               <w:rPr>
@@ -11248,6 +11943,7 @@
             <w:pPr>
               <w:pStyle w:val="Normal"/>
               <w:widowControl/>
+              <w:suppressAutoHyphens w:val="true"/>
               <w:spacing w:lineRule="auto" w:line="240" w:before="0" w:after="0"/>
               <w:jc w:val="start"/>
               <w:rPr>
@@ -11281,6 +11977,7 @@
             <w:pPr>
               <w:pStyle w:val="Normal"/>
               <w:widowControl/>
+              <w:suppressAutoHyphens w:val="true"/>
               <w:spacing w:lineRule="auto" w:line="240" w:before="0" w:after="0"/>
               <w:jc w:val="start"/>
               <w:rPr>
@@ -11297,7 +11994,7 @@
                 <w:szCs w:val="22"/>
                 <w:lang w:val="en-US" w:eastAsia="en-US" w:bidi="ar-SA"/>
               </w:rPr>
-              <w:t xml:space="preserve">1-6</w:t>
+              <w:t>1-6</w:t>
             </w:r>
           </w:p>
         </w:tc>
@@ -11311,6 +12008,7 @@
             <w:pPr>
               <w:pStyle w:val="Normal"/>
               <w:widowControl/>
+              <w:suppressAutoHyphens w:val="true"/>
               <w:spacing w:lineRule="auto" w:line="240" w:before="0" w:after="0"/>
               <w:jc w:val="start"/>
               <w:rPr>
@@ -11327,7 +12025,7 @@
                 <w:szCs w:val="22"/>
                 <w:lang w:val="en-US" w:eastAsia="en-US" w:bidi="ar-SA"/>
               </w:rPr>
-              <w:t xml:space="preserve">Switch DSP sound field</w:t>
+              <w:t>Switch DSP sound field</w:t>
             </w:r>
           </w:p>
         </w:tc>
@@ -11344,6 +12042,7 @@
             <w:pPr>
               <w:pStyle w:val="Normal"/>
               <w:widowControl/>
+              <w:suppressAutoHyphens w:val="true"/>
               <w:spacing w:lineRule="auto" w:line="240" w:before="0" w:after="0"/>
               <w:jc w:val="start"/>
               <w:rPr>
@@ -11374,6 +12073,7 @@
             <w:pPr>
               <w:pStyle w:val="Normal"/>
               <w:widowControl/>
+              <w:suppressAutoHyphens w:val="true"/>
               <w:spacing w:lineRule="auto" w:line="240" w:before="0" w:after="0"/>
               <w:jc w:val="start"/>
               <w:rPr>
@@ -11407,6 +12107,7 @@
             <w:pPr>
               <w:pStyle w:val="Normal"/>
               <w:widowControl/>
+              <w:suppressAutoHyphens w:val="true"/>
               <w:spacing w:lineRule="auto" w:line="240" w:before="0" w:after="0"/>
               <w:jc w:val="start"/>
               <w:rPr>
@@ -11437,6 +12138,7 @@
             <w:pPr>
               <w:pStyle w:val="Normal"/>
               <w:widowControl/>
+              <w:suppressAutoHyphens w:val="true"/>
               <w:spacing w:lineRule="auto" w:line="240" w:before="0" w:after="0"/>
               <w:jc w:val="start"/>
               <w:rPr>
@@ -11470,6 +12172,7 @@
             <w:pPr>
               <w:pStyle w:val="Normal"/>
               <w:widowControl/>
+              <w:suppressAutoHyphens w:val="true"/>
               <w:spacing w:lineRule="auto" w:line="240" w:before="0" w:after="0"/>
               <w:jc w:val="start"/>
               <w:rPr>
@@ -11500,6 +12203,7 @@
             <w:pPr>
               <w:pStyle w:val="Normal"/>
               <w:widowControl/>
+              <w:suppressAutoHyphens w:val="true"/>
               <w:spacing w:lineRule="auto" w:line="240" w:before="0" w:after="0"/>
               <w:jc w:val="start"/>
               <w:rPr>
@@ -11533,6 +12237,7 @@
             <w:pPr>
               <w:pStyle w:val="Normal"/>
               <w:widowControl/>
+              <w:suppressAutoHyphens w:val="true"/>
               <w:spacing w:lineRule="auto" w:line="240" w:before="0" w:after="0"/>
               <w:jc w:val="start"/>
               <w:rPr>
@@ -11563,6 +12268,7 @@
             <w:pPr>
               <w:pStyle w:val="Normal"/>
               <w:widowControl/>
+              <w:suppressAutoHyphens w:val="true"/>
               <w:spacing w:lineRule="auto" w:line="240" w:before="0" w:after="0"/>
               <w:jc w:val="start"/>
               <w:rPr>
@@ -11596,6 +12302,7 @@
             <w:pPr>
               <w:pStyle w:val="Normal"/>
               <w:widowControl/>
+              <w:suppressAutoHyphens w:val="true"/>
               <w:spacing w:lineRule="auto" w:line="240" w:before="0" w:after="0"/>
               <w:jc w:val="start"/>
               <w:rPr>
@@ -11626,6 +12333,7 @@
             <w:pPr>
               <w:pStyle w:val="Normal"/>
               <w:widowControl/>
+              <w:suppressAutoHyphens w:val="true"/>
               <w:spacing w:lineRule="auto" w:line="240" w:before="0" w:after="0"/>
               <w:jc w:val="start"/>
               <w:rPr>
@@ -11659,6 +12367,7 @@
             <w:pPr>
               <w:pStyle w:val="Normal"/>
               <w:widowControl/>
+              <w:suppressAutoHyphens w:val="true"/>
               <w:spacing w:lineRule="auto" w:line="240" w:before="0" w:after="0"/>
               <w:jc w:val="start"/>
               <w:rPr>
@@ -11689,6 +12398,7 @@
             <w:pPr>
               <w:pStyle w:val="Normal"/>
               <w:widowControl/>
+              <w:suppressAutoHyphens w:val="true"/>
               <w:spacing w:lineRule="auto" w:line="240" w:before="0" w:after="0"/>
               <w:jc w:val="start"/>
               <w:rPr>
@@ -11722,6 +12432,7 @@
             <w:pPr>
               <w:pStyle w:val="Normal"/>
               <w:widowControl/>
+              <w:suppressAutoHyphens w:val="true"/>
               <w:spacing w:lineRule="auto" w:line="240" w:before="0" w:after="0"/>
               <w:jc w:val="start"/>
               <w:rPr>
@@ -11752,6 +12463,7 @@
             <w:pPr>
               <w:pStyle w:val="Normal"/>
               <w:widowControl/>
+              <w:suppressAutoHyphens w:val="true"/>
               <w:spacing w:lineRule="auto" w:line="240" w:before="0" w:after="0"/>
               <w:jc w:val="start"/>
               <w:rPr>
@@ -11785,6 +12497,7 @@
             <w:pPr>
               <w:pStyle w:val="Normal"/>
               <w:widowControl/>
+              <w:suppressAutoHyphens w:val="true"/>
               <w:spacing w:lineRule="auto" w:line="240" w:before="0" w:after="0"/>
               <w:jc w:val="start"/>
               <w:rPr>
@@ -11815,6 +12528,7 @@
             <w:pPr>
               <w:pStyle w:val="Normal"/>
               <w:widowControl/>
+              <w:suppressAutoHyphens w:val="true"/>
               <w:spacing w:lineRule="auto" w:line="240" w:before="0" w:after="0"/>
               <w:jc w:val="start"/>
               <w:rPr>
@@ -11848,6 +12562,7 @@
             <w:pPr>
               <w:pStyle w:val="Normal"/>
               <w:widowControl/>
+              <w:suppressAutoHyphens w:val="true"/>
               <w:spacing w:lineRule="auto" w:line="240" w:before="0" w:after="0"/>
               <w:jc w:val="start"/>
               <w:rPr>
@@ -11878,6 +12593,7 @@
             <w:pPr>
               <w:pStyle w:val="Normal"/>
               <w:widowControl/>
+              <w:suppressAutoHyphens w:val="true"/>
               <w:spacing w:lineRule="auto" w:line="240" w:before="0" w:after="0"/>
               <w:jc w:val="start"/>
               <w:rPr>
@@ -11911,6 +12627,7 @@
             <w:pPr>
               <w:pStyle w:val="Normal"/>
               <w:widowControl/>
+              <w:suppressAutoHyphens w:val="true"/>
               <w:spacing w:lineRule="auto" w:line="240" w:before="0" w:after="0"/>
               <w:jc w:val="start"/>
               <w:rPr>
@@ -11941,6 +12658,7 @@
             <w:pPr>
               <w:pStyle w:val="Normal"/>
               <w:widowControl/>
+              <w:suppressAutoHyphens w:val="true"/>
               <w:spacing w:lineRule="auto" w:line="240" w:before="0" w:after="0"/>
               <w:jc w:val="start"/>
               <w:rPr>
@@ -11974,6 +12692,7 @@
             <w:pPr>
               <w:pStyle w:val="Normal"/>
               <w:widowControl/>
+              <w:suppressAutoHyphens w:val="true"/>
               <w:spacing w:lineRule="auto" w:line="240" w:before="0" w:after="0"/>
               <w:jc w:val="start"/>
               <w:rPr>
@@ -12004,6 +12723,7 @@
             <w:pPr>
               <w:pStyle w:val="Normal"/>
               <w:widowControl/>
+              <w:suppressAutoHyphens w:val="true"/>
               <w:spacing w:lineRule="auto" w:line="240" w:before="0" w:after="0"/>
               <w:jc w:val="start"/>
               <w:rPr>
@@ -12037,6 +12757,7 @@
             <w:pPr>
               <w:pStyle w:val="Normal"/>
               <w:widowControl/>
+              <w:suppressAutoHyphens w:val="true"/>
               <w:spacing w:lineRule="auto" w:line="240" w:before="0" w:after="0"/>
               <w:jc w:val="start"/>
               <w:rPr>
@@ -12067,6 +12788,7 @@
             <w:pPr>
               <w:pStyle w:val="Normal"/>
               <w:widowControl/>
+              <w:suppressAutoHyphens w:val="true"/>
               <w:spacing w:lineRule="auto" w:line="240" w:before="0" w:after="0"/>
               <w:jc w:val="start"/>
               <w:rPr>
@@ -12100,6 +12822,7 @@
             <w:pPr>
               <w:pStyle w:val="Normal"/>
               <w:widowControl/>
+              <w:suppressAutoHyphens w:val="true"/>
               <w:spacing w:lineRule="auto" w:line="240" w:before="0" w:after="0"/>
               <w:jc w:val="start"/>
               <w:rPr>
@@ -12130,6 +12853,7 @@
             <w:pPr>
               <w:pStyle w:val="Normal"/>
               <w:widowControl/>
+              <w:suppressAutoHyphens w:val="true"/>
               <w:spacing w:lineRule="auto" w:line="240" w:before="0" w:after="0"/>
               <w:jc w:val="start"/>
               <w:rPr>
@@ -12163,6 +12887,7 @@
             <w:pPr>
               <w:pStyle w:val="Normal"/>
               <w:widowControl/>
+              <w:suppressAutoHyphens w:val="true"/>
               <w:spacing w:lineRule="auto" w:line="240" w:before="0" w:after="0"/>
               <w:jc w:val="start"/>
               <w:rPr>
@@ -12193,6 +12918,7 @@
             <w:pPr>
               <w:pStyle w:val="Normal"/>
               <w:widowControl/>
+              <w:suppressAutoHyphens w:val="true"/>
               <w:spacing w:lineRule="auto" w:line="240" w:before="0" w:after="0"/>
               <w:jc w:val="start"/>
               <w:rPr>
@@ -12226,6 +12952,7 @@
             <w:pPr>
               <w:pStyle w:val="Normal"/>
               <w:widowControl/>
+              <w:suppressAutoHyphens w:val="true"/>
               <w:spacing w:lineRule="auto" w:line="240" w:before="0" w:after="0"/>
               <w:jc w:val="start"/>
               <w:rPr>
@@ -12256,6 +12983,7 @@
             <w:pPr>
               <w:pStyle w:val="Normal"/>
               <w:widowControl/>
+              <w:suppressAutoHyphens w:val="true"/>
               <w:spacing w:lineRule="auto" w:line="240" w:before="0" w:after="0"/>
               <w:jc w:val="start"/>
               <w:rPr>
@@ -12289,6 +13017,7 @@
             <w:pPr>
               <w:pStyle w:val="Normal"/>
               <w:widowControl/>
+              <w:suppressAutoHyphens w:val="true"/>
               <w:spacing w:lineRule="auto" w:line="240" w:before="0" w:after="0"/>
               <w:jc w:val="start"/>
               <w:rPr>
@@ -12319,6 +13048,7 @@
             <w:pPr>
               <w:pStyle w:val="Normal"/>
               <w:widowControl/>
+              <w:suppressAutoHyphens w:val="true"/>
               <w:spacing w:lineRule="auto" w:line="240" w:before="0" w:after="0"/>
               <w:jc w:val="start"/>
               <w:rPr>
@@ -12352,6 +13082,7 @@
             <w:pPr>
               <w:pStyle w:val="Normal"/>
               <w:widowControl/>
+              <w:suppressAutoHyphens w:val="true"/>
               <w:spacing w:lineRule="auto" w:line="240" w:before="0" w:after="0"/>
               <w:jc w:val="start"/>
               <w:rPr>
@@ -12368,7 +13099,7 @@
                 <w:szCs w:val="22"/>
                 <w:lang w:val="en-US" w:eastAsia="en-US" w:bidi="ar-SA"/>
               </w:rPr>
-              <w:t xml:space="preserve">u</w:t>
+              <w:t>u</w:t>
             </w:r>
           </w:p>
         </w:tc>
@@ -12382,6 +13113,7 @@
             <w:pPr>
               <w:pStyle w:val="Normal"/>
               <w:widowControl/>
+              <w:suppressAutoHyphens w:val="true"/>
               <w:spacing w:lineRule="auto" w:line="240" w:before="0" w:after="0"/>
               <w:jc w:val="start"/>
               <w:rPr>
@@ -12398,7 +13130,7 @@
                 <w:szCs w:val="22"/>
                 <w:lang w:val="en-US" w:eastAsia="en-US" w:bidi="ar-SA"/>
               </w:rPr>
-              <w:t xml:space="preserve">USB noise guard (both)</w:t>
+              <w:t>USB noise guard (both)</w:t>
             </w:r>
           </w:p>
         </w:tc>
@@ -12415,6 +13147,7 @@
             <w:pPr>
               <w:pStyle w:val="Normal"/>
               <w:widowControl/>
+              <w:suppressAutoHyphens w:val="true"/>
               <w:spacing w:lineRule="auto" w:line="240" w:before="0" w:after="0"/>
               <w:jc w:val="start"/>
               <w:rPr>
@@ -12431,7 +13164,7 @@
                 <w:szCs w:val="22"/>
                 <w:lang w:val="en-US" w:eastAsia="en-US" w:bidi="ar-SA"/>
               </w:rPr>
-              <w:t xml:space="preserve">k</w:t>
+              <w:t>k</w:t>
             </w:r>
           </w:p>
         </w:tc>
@@ -12445,6 +13178,7 @@
             <w:pPr>
               <w:pStyle w:val="Normal"/>
               <w:widowControl/>
+              <w:suppressAutoHyphens w:val="true"/>
               <w:spacing w:lineRule="auto" w:line="240" w:before="0" w:after="0"/>
               <w:jc w:val="start"/>
               <w:rPr>
@@ -12461,7 +13195,7 @@
                 <w:szCs w:val="22"/>
                 <w:lang w:val="en-US" w:eastAsia="en-US" w:bidi="ar-SA"/>
               </w:rPr>
-              <w:t xml:space="preserve">Autosuspend mitigation</w:t>
+              <w:t>Autosuspend mitigation</w:t>
             </w:r>
           </w:p>
         </w:tc>
@@ -12478,6 +13212,7 @@
             <w:pPr>
               <w:pStyle w:val="Normal"/>
               <w:widowControl/>
+              <w:suppressAutoHyphens w:val="true"/>
               <w:spacing w:lineRule="auto" w:line="240" w:before="0" w:after="0"/>
               <w:jc w:val="start"/>
               <w:rPr>
@@ -12494,7 +13229,7 @@
                 <w:szCs w:val="22"/>
                 <w:lang w:val="en-US" w:eastAsia="en-US" w:bidi="ar-SA"/>
               </w:rPr>
-              <w:t xml:space="preserve">j</w:t>
+              <w:t>j</w:t>
             </w:r>
           </w:p>
         </w:tc>
@@ -12508,6 +13243,7 @@
             <w:pPr>
               <w:pStyle w:val="Normal"/>
               <w:widowControl/>
+              <w:suppressAutoHyphens w:val="true"/>
               <w:spacing w:lineRule="auto" w:line="240" w:before="0" w:after="0"/>
               <w:jc w:val="start"/>
               <w:rPr>
@@ -12524,7 +13260,7 @@
                 <w:szCs w:val="22"/>
                 <w:lang w:val="en-US" w:eastAsia="en-US" w:bidi="ar-SA"/>
               </w:rPr>
-              <w:t xml:space="preserve">RT-priority mitigation</w:t>
+              <w:t>RT-priority mitigation</w:t>
             </w:r>
           </w:p>
         </w:tc>
@@ -12541,6 +13277,7 @@
             <w:pPr>
               <w:pStyle w:val="Normal"/>
               <w:widowControl/>
+              <w:suppressAutoHyphens w:val="true"/>
               <w:spacing w:lineRule="auto" w:line="240" w:before="0" w:after="0"/>
               <w:jc w:val="start"/>
               <w:rPr>
@@ -12557,7 +13294,7 @@
                 <w:szCs w:val="22"/>
                 <w:lang w:val="en-US" w:eastAsia="en-US" w:bidi="ar-SA"/>
               </w:rPr>
-              <w:t xml:space="preserve">m</w:t>
+              <w:t>m</w:t>
             </w:r>
           </w:p>
         </w:tc>
@@ -12571,6 +13308,7 @@
             <w:pPr>
               <w:pStyle w:val="Normal"/>
               <w:widowControl/>
+              <w:suppressAutoHyphens w:val="true"/>
               <w:spacing w:lineRule="auto" w:line="240" w:before="0" w:after="0"/>
               <w:jc w:val="start"/>
               <w:rPr>
@@ -12587,7 +13325,7 @@
                 <w:szCs w:val="22"/>
                 <w:lang w:val="en-US" w:eastAsia="en-US" w:bidi="ar-SA"/>
               </w:rPr>
-              <w:t xml:space="preserve">Show status</w:t>
+              <w:t>Show status</w:t>
             </w:r>
           </w:p>
         </w:tc>
@@ -12971,46 +13709,46 @@
           <w:b w:val="false"/>
           <w:i w:val="false"/>
         </w:rPr>
-        <w:t xml:space="preserve">First, check whether you are using a USB DAC. USB-Noise-Guard applies to whatever USB DAC is currently outputting sound, whether you selected it directly or via Loopback/DSP. If your output is onboard audio, HDMI, or another non-USB device, startup will report "not detected as a USB device," and the u/k/j/m keys will simply have nothing to act on.</w:t>
-      </w:r>
-    </w:p>
-    <w:p>
-      <w:pPr>
-        <w:pStyle w:val="Normal"/>
-        <w:rPr/>
-      </w:pPr>
-      <w:r>
-        <w:rPr>
-          <w:b w:val="false"/>
-          <w:i w:val="false"/>
-        </w:rPr>
-        <w:t xml:space="preserve">If pressing k reports "could not turn it OFF (no write permission)" or similar, you likely haven't yet run the bundled install_usb_audio_optimize.sh, or you ran it but haven't logged out and back in since. From a terminal, run:</w:t>
-      </w:r>
-    </w:p>
-    <w:p>
-      <w:pPr>
-        <w:pStyle w:val="Normal"/>
-        <w:rPr/>
-      </w:pPr>
-      <w:r>
-        <w:rPr>
-          <w:b w:val="false"/>
-          <w:i w:val="false"/>
-        </w:rPr>
-        <w:t xml:space="preserve">sudo bash install_usb_audio_optimize.sh</w:t>
-      </w:r>
-    </w:p>
-    <w:p>
-      <w:pPr>
-        <w:pStyle w:val="Normal"/>
-        <w:rPr/>
-      </w:pPr>
-      <w:r>
-        <w:rPr>
-          <w:b w:val="false"/>
-          <w:i w:val="false"/>
-        </w:rPr>
-        <w:t xml:space="preserve">No further login is needed afterward. If it still doesn't take effect, try unplugging and reconnecting your USB DAC.</w:t>
+        <w:t>First, check whether you are using a USB DAC. USB-Noise-Guard applies to whatever USB DAC is currently outputting sound, whether you selected it directly or via Loopback/DSP. If your output is onboard audio, HDMI, or another non-USB device, startup will report "not detected as a USB device," and the u/k/j/m keys will simply have nothing to act on.</w:t>
+      </w:r>
+    </w:p>
+    <w:p>
+      <w:pPr>
+        <w:pStyle w:val="Normal"/>
+        <w:rPr/>
+      </w:pPr>
+      <w:r>
+        <w:rPr>
+          <w:b w:val="false"/>
+          <w:i w:val="false"/>
+        </w:rPr>
+        <w:t>If pressing k reports "could not turn it OFF (no write permission)" or similar, you likely haven't yet run the bundled install_usb_audio_optimize.sh, or you ran it but haven't logged out and back in since. From a terminal, run:</w:t>
+      </w:r>
+    </w:p>
+    <w:p>
+      <w:pPr>
+        <w:pStyle w:val="Normal"/>
+        <w:rPr/>
+      </w:pPr>
+      <w:r>
+        <w:rPr>
+          <w:b w:val="false"/>
+          <w:i w:val="false"/>
+        </w:rPr>
+        <w:t>sudo bash install_usb_audio_optimize.sh</w:t>
+      </w:r>
+    </w:p>
+    <w:p>
+      <w:pPr>
+        <w:pStyle w:val="Normal"/>
+        <w:rPr/>
+      </w:pPr>
+      <w:r>
+        <w:rPr>
+          <w:b w:val="false"/>
+          <w:i w:val="false"/>
+        </w:rPr>
+        <w:t>No further login is needed afterward. If it still doesn't take effect, try unplugging and reconnecting your USB DAC.</w:t>
       </w:r>
     </w:p>
     <w:p>
@@ -13361,6 +14099,7 @@
         </w:tabs>
         <w:ind w:start="1080" w:hanging="360"/>
       </w:pPr>
+      <w:rPr/>
     </w:lvl>
     <w:lvl w:ilvl="2">
       <w:start w:val="1"/>
@@ -13373,6 +14112,7 @@
         </w:tabs>
         <w:ind w:start="1440" w:hanging="360"/>
       </w:pPr>
+      <w:rPr/>
     </w:lvl>
     <w:lvl w:ilvl="3">
       <w:start w:val="1"/>
@@ -13385,6 +14125,7 @@
         </w:tabs>
         <w:ind w:start="1800" w:hanging="360"/>
       </w:pPr>
+      <w:rPr/>
     </w:lvl>
     <w:lvl w:ilvl="4">
       <w:start w:val="1"/>
@@ -13397,6 +14138,7 @@
         </w:tabs>
         <w:ind w:start="2160" w:hanging="360"/>
       </w:pPr>
+      <w:rPr/>
     </w:lvl>
     <w:lvl w:ilvl="5">
       <w:start w:val="1"/>
@@ -13409,6 +14151,7 @@
         </w:tabs>
         <w:ind w:start="2520" w:hanging="360"/>
       </w:pPr>
+      <w:rPr/>
     </w:lvl>
     <w:lvl w:ilvl="6">
       <w:start w:val="1"/>
@@ -13421,6 +14164,7 @@
         </w:tabs>
         <w:ind w:start="2880" w:hanging="360"/>
       </w:pPr>
+      <w:rPr/>
     </w:lvl>
     <w:lvl w:ilvl="7">
       <w:start w:val="1"/>
@@ -13433,6 +14177,7 @@
         </w:tabs>
         <w:ind w:start="3240" w:hanging="360"/>
       </w:pPr>
+      <w:rPr/>
     </w:lvl>
     <w:lvl w:ilvl="8">
       <w:start w:val="1"/>
@@ -13445,6 +14190,7 @@
         </w:tabs>
         <w:ind w:start="3600" w:hanging="360"/>
       </w:pPr>
+      <w:rPr/>
     </w:lvl>
   </w:abstractNum>
   <w:abstractNum w:abstractNumId="2">
@@ -13474,6 +14220,7 @@
         </w:tabs>
         <w:ind w:start="1080" w:hanging="360"/>
       </w:pPr>
+      <w:rPr/>
     </w:lvl>
     <w:lvl w:ilvl="2">
       <w:start w:val="1"/>
@@ -13486,6 +14233,7 @@
         </w:tabs>
         <w:ind w:start="1440" w:hanging="360"/>
       </w:pPr>
+      <w:rPr/>
     </w:lvl>
     <w:lvl w:ilvl="3">
       <w:start w:val="1"/>
@@ -13498,6 +14246,7 @@
         </w:tabs>
         <w:ind w:start="1800" w:hanging="360"/>
       </w:pPr>
+      <w:rPr/>
     </w:lvl>
     <w:lvl w:ilvl="4">
       <w:start w:val="1"/>
@@ -13510,6 +14259,7 @@
         </w:tabs>
         <w:ind w:start="2160" w:hanging="360"/>
       </w:pPr>
+      <w:rPr/>
     </w:lvl>
     <w:lvl w:ilvl="5">
       <w:start w:val="1"/>
@@ -13522,6 +14272,7 @@
         </w:tabs>
         <w:ind w:start="2520" w:hanging="360"/>
       </w:pPr>
+      <w:rPr/>
     </w:lvl>
     <w:lvl w:ilvl="6">
       <w:start w:val="1"/>
@@ -13534,6 +14285,7 @@
         </w:tabs>
         <w:ind w:start="2880" w:hanging="360"/>
       </w:pPr>
+      <w:rPr/>
     </w:lvl>
     <w:lvl w:ilvl="7">
       <w:start w:val="1"/>
@@ -13546,6 +14298,7 @@
         </w:tabs>
         <w:ind w:start="3240" w:hanging="360"/>
       </w:pPr>
+      <w:rPr/>
     </w:lvl>
     <w:lvl w:ilvl="8">
       <w:start w:val="1"/>
@@ -13558,6 +14311,7 @@
         </w:tabs>
         <w:ind w:start="3600" w:hanging="360"/>
       </w:pPr>
+      <w:rPr/>
     </w:lvl>
   </w:abstractNum>
   <w:abstractNum w:abstractNumId="3">
@@ -13587,6 +14341,7 @@
         </w:tabs>
         <w:ind w:start="1080" w:hanging="360"/>
       </w:pPr>
+      <w:rPr/>
     </w:lvl>
     <w:lvl w:ilvl="2">
       <w:start w:val="1"/>
@@ -13599,6 +14354,7 @@
         </w:tabs>
         <w:ind w:start="1440" w:hanging="360"/>
       </w:pPr>
+      <w:rPr/>
     </w:lvl>
     <w:lvl w:ilvl="3">
       <w:start w:val="1"/>
@@ -13611,6 +14367,7 @@
         </w:tabs>
         <w:ind w:start="1800" w:hanging="360"/>
       </w:pPr>
+      <w:rPr/>
     </w:lvl>
     <w:lvl w:ilvl="4">
       <w:start w:val="1"/>
@@ -13623,6 +14380,7 @@
         </w:tabs>
         <w:ind w:start="2160" w:hanging="360"/>
       </w:pPr>
+      <w:rPr/>
     </w:lvl>
     <w:lvl w:ilvl="5">
       <w:start w:val="1"/>
@@ -13635,6 +14393,7 @@
         </w:tabs>
         <w:ind w:start="2520" w:hanging="360"/>
       </w:pPr>
+      <w:rPr/>
     </w:lvl>
     <w:lvl w:ilvl="6">
       <w:start w:val="1"/>
@@ -13647,6 +14406,7 @@
         </w:tabs>
         <w:ind w:start="2880" w:hanging="360"/>
       </w:pPr>
+      <w:rPr/>
     </w:lvl>
     <w:lvl w:ilvl="7">
       <w:start w:val="1"/>
@@ -13659,6 +14419,7 @@
         </w:tabs>
         <w:ind w:start="3240" w:hanging="360"/>
       </w:pPr>
+      <w:rPr/>
     </w:lvl>
     <w:lvl w:ilvl="8">
       <w:start w:val="1"/>
@@ -13671,6 +14432,7 @@
         </w:tabs>
         <w:ind w:start="3600" w:hanging="360"/>
       </w:pPr>
+      <w:rPr/>
     </w:lvl>
   </w:abstractNum>
   <w:abstractNum w:abstractNumId="4">
@@ -13698,6 +14460,7 @@
         </w:tabs>
         <w:ind w:start="1080" w:hanging="360"/>
       </w:pPr>
+      <w:rPr/>
     </w:lvl>
     <w:lvl w:ilvl="2">
       <w:start w:val="1"/>
@@ -13710,6 +14473,7 @@
         </w:tabs>
         <w:ind w:start="1440" w:hanging="360"/>
       </w:pPr>
+      <w:rPr/>
     </w:lvl>
     <w:lvl w:ilvl="3">
       <w:start w:val="1"/>
@@ -13722,6 +14486,7 @@
         </w:tabs>
         <w:ind w:start="1800" w:hanging="360"/>
       </w:pPr>
+      <w:rPr/>
     </w:lvl>
     <w:lvl w:ilvl="4">
       <w:start w:val="1"/>
@@ -13734,6 +14499,7 @@
         </w:tabs>
         <w:ind w:start="2160" w:hanging="360"/>
       </w:pPr>
+      <w:rPr/>
     </w:lvl>
     <w:lvl w:ilvl="5">
       <w:start w:val="1"/>
@@ -13746,6 +14512,7 @@
         </w:tabs>
         <w:ind w:start="2520" w:hanging="360"/>
       </w:pPr>
+      <w:rPr/>
     </w:lvl>
     <w:lvl w:ilvl="6">
       <w:start w:val="1"/>
@@ -13758,6 +14525,7 @@
         </w:tabs>
         <w:ind w:start="2880" w:hanging="360"/>
       </w:pPr>
+      <w:rPr/>
     </w:lvl>
     <w:lvl w:ilvl="7">
       <w:start w:val="1"/>
@@ -13770,6 +14538,7 @@
         </w:tabs>
         <w:ind w:start="3240" w:hanging="360"/>
       </w:pPr>
+      <w:rPr/>
     </w:lvl>
     <w:lvl w:ilvl="8">
       <w:start w:val="1"/>
@@ -13782,6 +14551,7 @@
         </w:tabs>
         <w:ind w:start="3600" w:hanging="360"/>
       </w:pPr>
+      <w:rPr/>
     </w:lvl>
   </w:abstractNum>
   <w:abstractNum w:abstractNumId="5">
@@ -13809,6 +14579,7 @@
         </w:tabs>
         <w:ind w:start="1080" w:hanging="360"/>
       </w:pPr>
+      <w:rPr/>
     </w:lvl>
     <w:lvl w:ilvl="2">
       <w:start w:val="1"/>
@@ -13821,6 +14592,7 @@
         </w:tabs>
         <w:ind w:start="1440" w:hanging="360"/>
       </w:pPr>
+      <w:rPr/>
     </w:lvl>
     <w:lvl w:ilvl="3">
       <w:start w:val="1"/>
@@ -13833,6 +14605,7 @@
         </w:tabs>
         <w:ind w:start="1800" w:hanging="360"/>
       </w:pPr>
+      <w:rPr/>
     </w:lvl>
     <w:lvl w:ilvl="4">
       <w:start w:val="1"/>
@@ -13845,6 +14618,7 @@
         </w:tabs>
         <w:ind w:start="2160" w:hanging="360"/>
       </w:pPr>
+      <w:rPr/>
     </w:lvl>
     <w:lvl w:ilvl="5">
       <w:start w:val="1"/>
@@ -13857,6 +14631,7 @@
         </w:tabs>
         <w:ind w:start="2520" w:hanging="360"/>
       </w:pPr>
+      <w:rPr/>
     </w:lvl>
     <w:lvl w:ilvl="6">
       <w:start w:val="1"/>
@@ -13869,6 +14644,7 @@
         </w:tabs>
         <w:ind w:start="2880" w:hanging="360"/>
       </w:pPr>
+      <w:rPr/>
     </w:lvl>
     <w:lvl w:ilvl="7">
       <w:start w:val="1"/>
@@ -13881,6 +14657,7 @@
         </w:tabs>
         <w:ind w:start="3240" w:hanging="360"/>
       </w:pPr>
+      <w:rPr/>
     </w:lvl>
     <w:lvl w:ilvl="8">
       <w:start w:val="1"/>
@@ -13893,6 +14670,7 @@
         </w:tabs>
         <w:ind w:start="3600" w:hanging="360"/>
       </w:pPr>
+      <w:rPr/>
     </w:lvl>
   </w:abstractNum>
   <w:abstractNum w:abstractNumId="6">
@@ -13920,6 +14698,7 @@
         </w:tabs>
         <w:ind w:start="1080" w:hanging="360"/>
       </w:pPr>
+      <w:rPr/>
     </w:lvl>
     <w:lvl w:ilvl="2">
       <w:start w:val="1"/>
@@ -13932,6 +14711,7 @@
         </w:tabs>
         <w:ind w:start="1440" w:hanging="360"/>
       </w:pPr>
+      <w:rPr/>
     </w:lvl>
     <w:lvl w:ilvl="3">
       <w:start w:val="1"/>
@@ -13944,6 +14724,7 @@
         </w:tabs>
         <w:ind w:start="1800" w:hanging="360"/>
       </w:pPr>
+      <w:rPr/>
     </w:lvl>
     <w:lvl w:ilvl="4">
       <w:start w:val="1"/>
@@ -13956,6 +14737,7 @@
         </w:tabs>
         <w:ind w:start="2160" w:hanging="360"/>
       </w:pPr>
+      <w:rPr/>
     </w:lvl>
     <w:lvl w:ilvl="5">
       <w:start w:val="1"/>
@@ -13968,6 +14750,7 @@
         </w:tabs>
         <w:ind w:start="2520" w:hanging="360"/>
       </w:pPr>
+      <w:rPr/>
     </w:lvl>
     <w:lvl w:ilvl="6">
       <w:start w:val="1"/>
@@ -13980,6 +14763,7 @@
         </w:tabs>
         <w:ind w:start="2880" w:hanging="360"/>
       </w:pPr>
+      <w:rPr/>
     </w:lvl>
     <w:lvl w:ilvl="7">
       <w:start w:val="1"/>
@@ -13992,6 +14776,7 @@
         </w:tabs>
         <w:ind w:start="3240" w:hanging="360"/>
       </w:pPr>
+      <w:rPr/>
     </w:lvl>
     <w:lvl w:ilvl="8">
       <w:start w:val="1"/>
@@ -14004,6 +14789,7 @@
         </w:tabs>
         <w:ind w:start="3600" w:hanging="360"/>
       </w:pPr>
+      <w:rPr/>
     </w:lvl>
   </w:abstractNum>
   <w:abstractNum w:abstractNumId="7">
@@ -14154,7 +14940,7 @@
   <w:docDefaults>
     <w:rPrDefault>
       <w:rPr>
-        <w:rFonts w:ascii="Cambria" w:hAnsi="Cambria" w:eastAsia="ＭＳ 明朝" w:cs="" w:asciiTheme="minorHAnsi" w:cstheme="minorBidi" w:eastAsiaTheme="minorEastAsia" w:hAnsiTheme="minorHAnsi"/>
+        <w:rFonts w:ascii="Cambria" w:hAnsi="Cambria" w:eastAsia="" w:cs="" w:asciiTheme="minorHAnsi" w:cstheme="minorBidi" w:eastAsiaTheme="minorEastAsia" w:hAnsiTheme="minorHAnsi"/>
         <w:sz w:val="22"/>
         <w:szCs w:val="22"/>
         <w:lang w:val="en-US" w:eastAsia="en-US" w:bidi="ar-SA"/>
@@ -14311,12 +15097,13 @@
     <w:rsid w:val="00fc693f"/>
     <w:pPr>
       <w:widowControl/>
+      <w:suppressAutoHyphens w:val="true"/>
       <w:bidi w:val="0"/>
       <w:spacing w:lineRule="auto" w:line="276" w:before="0" w:after="200"/>
       <w:jc w:val="start"/>
     </w:pPr>
     <w:rPr>
-      <w:rFonts w:ascii="Arial" w:hAnsi="Arial" w:eastAsia="ＭＳ 明朝" w:cs="" w:cstheme="minorBidi" w:eastAsiaTheme="minorEastAsia"/>
+      <w:rFonts w:ascii="Arial" w:hAnsi="Arial" w:eastAsia="" w:cs="" w:cstheme="minorBidi" w:eastAsiaTheme="minorEastAsia"/>
       <w:color w:val="auto"/>
       <w:kern w:val="0"/>
       <w:sz w:val="21"/>
@@ -14339,7 +15126,7 @@
       <w:outlineLvl w:val="0"/>
     </w:pPr>
     <w:rPr>
-      <w:rFonts w:ascii="Calibri" w:hAnsi="Calibri" w:eastAsia="ＭＳ ゴシック" w:cs="" w:asciiTheme="majorHAnsi" w:cstheme="majorBidi" w:eastAsiaTheme="majorEastAsia" w:hAnsiTheme="majorHAnsi"/>
+      <w:rFonts w:ascii="Calibri" w:hAnsi="Calibri" w:eastAsia="" w:cs="" w:asciiTheme="majorHAnsi" w:cstheme="majorBidi" w:eastAsiaTheme="majorEastAsia" w:hAnsiTheme="majorHAnsi"/>
       <w:b/>
       <w:bCs/>
       <w:color w:themeColor="accent1" w:themeShade="bf" w:val="365F91"/>
@@ -14363,7 +15150,7 @@
       <w:outlineLvl w:val="1"/>
     </w:pPr>
     <w:rPr>
-      <w:rFonts w:ascii="Calibri" w:hAnsi="Calibri" w:eastAsia="ＭＳ ゴシック" w:cs="" w:asciiTheme="majorHAnsi" w:cstheme="majorBidi" w:eastAsiaTheme="majorEastAsia" w:hAnsiTheme="majorHAnsi"/>
+      <w:rFonts w:ascii="Calibri" w:hAnsi="Calibri" w:eastAsia="" w:cs="" w:asciiTheme="majorHAnsi" w:cstheme="majorBidi" w:eastAsiaTheme="majorEastAsia" w:hAnsiTheme="majorHAnsi"/>
       <w:b/>
       <w:bCs/>
       <w:color w:themeColor="accent1" w:val="4F81BD"/>
@@ -14387,7 +15174,7 @@
       <w:outlineLvl w:val="2"/>
     </w:pPr>
     <w:rPr>
-      <w:rFonts w:ascii="Calibri" w:hAnsi="Calibri" w:eastAsia="ＭＳ ゴシック" w:cs="" w:asciiTheme="majorHAnsi" w:cstheme="majorBidi" w:eastAsiaTheme="majorEastAsia" w:hAnsiTheme="majorHAnsi"/>
+      <w:rFonts w:ascii="Calibri" w:hAnsi="Calibri" w:eastAsia="" w:cs="" w:asciiTheme="majorHAnsi" w:cstheme="majorBidi" w:eastAsiaTheme="majorEastAsia" w:hAnsiTheme="majorHAnsi"/>
       <w:b/>
       <w:bCs/>
       <w:color w:themeColor="accent1" w:val="4F81BD"/>
@@ -14410,7 +15197,7 @@
       <w:outlineLvl w:val="3"/>
     </w:pPr>
     <w:rPr>
-      <w:rFonts w:ascii="Calibri" w:hAnsi="Calibri" w:eastAsia="ＭＳ ゴシック" w:cs="" w:asciiTheme="majorHAnsi" w:cstheme="majorBidi" w:eastAsiaTheme="majorEastAsia" w:hAnsiTheme="majorHAnsi"/>
+      <w:rFonts w:ascii="Calibri" w:hAnsi="Calibri" w:eastAsia="" w:cs="" w:asciiTheme="majorHAnsi" w:cstheme="majorBidi" w:eastAsiaTheme="majorEastAsia" w:hAnsiTheme="majorHAnsi"/>
       <w:b/>
       <w:bCs/>
       <w:i/>
@@ -14435,7 +15222,7 @@
       <w:outlineLvl w:val="4"/>
     </w:pPr>
     <w:rPr>
-      <w:rFonts w:ascii="Calibri" w:hAnsi="Calibri" w:eastAsia="ＭＳ ゴシック" w:cs="" w:asciiTheme="majorHAnsi" w:cstheme="majorBidi" w:eastAsiaTheme="majorEastAsia" w:hAnsiTheme="majorHAnsi"/>
+      <w:rFonts w:ascii="Calibri" w:hAnsi="Calibri" w:eastAsia="" w:cs="" w:asciiTheme="majorHAnsi" w:cstheme="majorBidi" w:eastAsiaTheme="majorEastAsia" w:hAnsiTheme="majorHAnsi"/>
       <w:color w:themeColor="accent1" w:themeShade="7f" w:val="243F60"/>
     </w:rPr>
   </w:style>
@@ -14456,7 +15243,7 @@
       <w:outlineLvl w:val="5"/>
     </w:pPr>
     <w:rPr>
-      <w:rFonts w:ascii="Calibri" w:hAnsi="Calibri" w:eastAsia="ＭＳ ゴシック" w:cs="" w:asciiTheme="majorHAnsi" w:cstheme="majorBidi" w:eastAsiaTheme="majorEastAsia" w:hAnsiTheme="majorHAnsi"/>
+      <w:rFonts w:ascii="Calibri" w:hAnsi="Calibri" w:eastAsia="" w:cs="" w:asciiTheme="majorHAnsi" w:cstheme="majorBidi" w:eastAsiaTheme="majorEastAsia" w:hAnsiTheme="majorHAnsi"/>
       <w:i/>
       <w:iCs/>
       <w:color w:themeColor="accent1" w:themeShade="7f" w:val="243F60"/>
@@ -14479,7 +15266,7 @@
       <w:outlineLvl w:val="6"/>
     </w:pPr>
     <w:rPr>
-      <w:rFonts w:ascii="Calibri" w:hAnsi="Calibri" w:eastAsia="ＭＳ ゴシック" w:cs="" w:asciiTheme="majorHAnsi" w:cstheme="majorBidi" w:eastAsiaTheme="majorEastAsia" w:hAnsiTheme="majorHAnsi"/>
+      <w:rFonts w:ascii="Calibri" w:hAnsi="Calibri" w:eastAsia="" w:cs="" w:asciiTheme="majorHAnsi" w:cstheme="majorBidi" w:eastAsiaTheme="majorEastAsia" w:hAnsiTheme="majorHAnsi"/>
       <w:i/>
       <w:iCs/>
       <w:color w:themeColor="text1" w:themeTint="bf" w:val="404040"/>
@@ -14502,7 +15289,7 @@
       <w:outlineLvl w:val="7"/>
     </w:pPr>
     <w:rPr>
-      <w:rFonts w:ascii="Calibri" w:hAnsi="Calibri" w:eastAsia="ＭＳ ゴシック" w:cs="" w:asciiTheme="majorHAnsi" w:cstheme="majorBidi" w:eastAsiaTheme="majorEastAsia" w:hAnsiTheme="majorHAnsi"/>
+      <w:rFonts w:ascii="Calibri" w:hAnsi="Calibri" w:eastAsia="" w:cs="" w:asciiTheme="majorHAnsi" w:cstheme="majorBidi" w:eastAsiaTheme="majorEastAsia" w:hAnsiTheme="majorHAnsi"/>
       <w:color w:themeColor="accent1" w:val="4F81BD"/>
       <w:sz w:val="20"/>
       <w:szCs w:val="20"/>
@@ -14525,7 +15312,7 @@
       <w:outlineLvl w:val="8"/>
     </w:pPr>
     <w:rPr>
-      <w:rFonts w:ascii="Calibri" w:hAnsi="Calibri" w:eastAsia="ＭＳ ゴシック" w:cs="" w:asciiTheme="majorHAnsi" w:cstheme="majorBidi" w:eastAsiaTheme="majorEastAsia" w:hAnsiTheme="majorHAnsi"/>
+      <w:rFonts w:ascii="Calibri" w:hAnsi="Calibri" w:eastAsia="" w:cs="" w:asciiTheme="majorHAnsi" w:cstheme="majorBidi" w:eastAsiaTheme="majorEastAsia" w:hAnsiTheme="majorHAnsi"/>
       <w:i/>
       <w:iCs/>
       <w:color w:themeColor="text1" w:themeTint="bf" w:val="404040"/>
@@ -14564,7 +15351,7 @@
     <w:qFormat/>
     <w:rsid w:val="00fc693f"/>
     <w:rPr>
-      <w:rFonts w:ascii="Calibri" w:hAnsi="Calibri" w:eastAsia="ＭＳ ゴシック" w:cs="" w:asciiTheme="majorHAnsi" w:cstheme="majorBidi" w:eastAsiaTheme="majorEastAsia" w:hAnsiTheme="majorHAnsi"/>
+      <w:rFonts w:ascii="Calibri" w:hAnsi="Calibri" w:eastAsia="" w:cs="" w:asciiTheme="majorHAnsi" w:cstheme="majorBidi" w:eastAsiaTheme="majorEastAsia" w:hAnsiTheme="majorHAnsi"/>
       <w:b/>
       <w:bCs/>
       <w:color w:themeColor="accent1" w:themeShade="bf" w:val="365F91"/>
@@ -14579,7 +15366,7 @@
     <w:qFormat/>
     <w:rsid w:val="00fc693f"/>
     <w:rPr>
-      <w:rFonts w:ascii="Calibri" w:hAnsi="Calibri" w:eastAsia="ＭＳ ゴシック" w:cs="" w:asciiTheme="majorHAnsi" w:cstheme="majorBidi" w:eastAsiaTheme="majorEastAsia" w:hAnsiTheme="majorHAnsi"/>
+      <w:rFonts w:ascii="Calibri" w:hAnsi="Calibri" w:eastAsia="" w:cs="" w:asciiTheme="majorHAnsi" w:cstheme="majorBidi" w:eastAsiaTheme="majorEastAsia" w:hAnsiTheme="majorHAnsi"/>
       <w:b/>
       <w:bCs/>
       <w:color w:themeColor="accent1" w:val="4F81BD"/>
@@ -14594,7 +15381,7 @@
     <w:qFormat/>
     <w:rsid w:val="00fc693f"/>
     <w:rPr>
-      <w:rFonts w:ascii="Calibri" w:hAnsi="Calibri" w:eastAsia="ＭＳ ゴシック" w:cs="" w:asciiTheme="majorHAnsi" w:cstheme="majorBidi" w:eastAsiaTheme="majorEastAsia" w:hAnsiTheme="majorHAnsi"/>
+      <w:rFonts w:ascii="Calibri" w:hAnsi="Calibri" w:eastAsia="" w:cs="" w:asciiTheme="majorHAnsi" w:cstheme="majorBidi" w:eastAsiaTheme="majorEastAsia" w:hAnsiTheme="majorHAnsi"/>
       <w:b/>
       <w:bCs/>
       <w:color w:themeColor="accent1" w:val="4F81BD"/>
@@ -14607,7 +15394,7 @@
     <w:qFormat/>
     <w:rsid w:val="00fc693f"/>
     <w:rPr>
-      <w:rFonts w:ascii="Calibri" w:hAnsi="Calibri" w:eastAsia="ＭＳ ゴシック" w:cs="" w:asciiTheme="majorHAnsi" w:cstheme="majorBidi" w:eastAsiaTheme="majorEastAsia" w:hAnsiTheme="majorHAnsi"/>
+      <w:rFonts w:ascii="Calibri" w:hAnsi="Calibri" w:eastAsia="" w:cs="" w:asciiTheme="majorHAnsi" w:cstheme="majorBidi" w:eastAsiaTheme="majorEastAsia" w:hAnsiTheme="majorHAnsi"/>
       <w:color w:themeColor="text2" w:themeShade="bf" w:val="17365D"/>
       <w:spacing w:val="5"/>
       <w:kern w:val="2"/>
@@ -14622,7 +15409,7 @@
     <w:qFormat/>
     <w:rsid w:val="00fc693f"/>
     <w:rPr>
-      <w:rFonts w:ascii="Calibri" w:hAnsi="Calibri" w:eastAsia="ＭＳ ゴシック" w:cs="" w:asciiTheme="majorHAnsi" w:cstheme="majorBidi" w:eastAsiaTheme="majorEastAsia" w:hAnsiTheme="majorHAnsi"/>
+      <w:rFonts w:ascii="Calibri" w:hAnsi="Calibri" w:eastAsia="" w:cs="" w:asciiTheme="majorHAnsi" w:cstheme="majorBidi" w:eastAsiaTheme="majorEastAsia" w:hAnsiTheme="majorHAnsi"/>
       <w:i/>
       <w:iCs/>
       <w:color w:themeColor="accent1" w:val="4F81BD"/>
@@ -14694,7 +15481,7 @@
     <w:qFormat/>
     <w:rsid w:val="00fc693f"/>
     <w:rPr>
-      <w:rFonts w:ascii="Calibri" w:hAnsi="Calibri" w:eastAsia="ＭＳ ゴシック" w:cs="" w:asciiTheme="majorHAnsi" w:cstheme="majorBidi" w:eastAsiaTheme="majorEastAsia" w:hAnsiTheme="majorHAnsi"/>
+      <w:rFonts w:ascii="Calibri" w:hAnsi="Calibri" w:eastAsia="" w:cs="" w:asciiTheme="majorHAnsi" w:cstheme="majorBidi" w:eastAsiaTheme="majorEastAsia" w:hAnsiTheme="majorHAnsi"/>
       <w:b/>
       <w:bCs/>
       <w:i/>
@@ -14710,7 +15497,7 @@
     <w:qFormat/>
     <w:rsid w:val="00fc693f"/>
     <w:rPr>
-      <w:rFonts w:ascii="Calibri" w:hAnsi="Calibri" w:eastAsia="ＭＳ ゴシック" w:cs="" w:asciiTheme="majorHAnsi" w:cstheme="majorBidi" w:eastAsiaTheme="majorEastAsia" w:hAnsiTheme="majorHAnsi"/>
+      <w:rFonts w:ascii="Calibri" w:hAnsi="Calibri" w:eastAsia="" w:cs="" w:asciiTheme="majorHAnsi" w:cstheme="majorBidi" w:eastAsiaTheme="majorEastAsia" w:hAnsiTheme="majorHAnsi"/>
       <w:color w:themeColor="accent1" w:themeShade="7f" w:val="243F60"/>
     </w:rPr>
   </w:style>
@@ -14722,7 +15509,7 @@
     <w:qFormat/>
     <w:rsid w:val="00fc693f"/>
     <w:rPr>
-      <w:rFonts w:ascii="Calibri" w:hAnsi="Calibri" w:eastAsia="ＭＳ ゴシック" w:cs="" w:asciiTheme="majorHAnsi" w:cstheme="majorBidi" w:eastAsiaTheme="majorEastAsia" w:hAnsiTheme="majorHAnsi"/>
+      <w:rFonts w:ascii="Calibri" w:hAnsi="Calibri" w:eastAsia="" w:cs="" w:asciiTheme="majorHAnsi" w:cstheme="majorBidi" w:eastAsiaTheme="majorEastAsia" w:hAnsiTheme="majorHAnsi"/>
       <w:i/>
       <w:iCs/>
       <w:color w:themeColor="accent1" w:themeShade="7f" w:val="243F60"/>
@@ -14736,7 +15523,7 @@
     <w:qFormat/>
     <w:rsid w:val="00fc693f"/>
     <w:rPr>
-      <w:rFonts w:ascii="Calibri" w:hAnsi="Calibri" w:eastAsia="ＭＳ ゴシック" w:cs="" w:asciiTheme="majorHAnsi" w:cstheme="majorBidi" w:eastAsiaTheme="majorEastAsia" w:hAnsiTheme="majorHAnsi"/>
+      <w:rFonts w:ascii="Calibri" w:hAnsi="Calibri" w:eastAsia="" w:cs="" w:asciiTheme="majorHAnsi" w:cstheme="majorBidi" w:eastAsiaTheme="majorEastAsia" w:hAnsiTheme="majorHAnsi"/>
       <w:i/>
       <w:iCs/>
       <w:color w:themeColor="text1" w:themeTint="bf" w:val="404040"/>
@@ -14750,7 +15537,7 @@
     <w:qFormat/>
     <w:rsid w:val="00fc693f"/>
     <w:rPr>
-      <w:rFonts w:ascii="Calibri" w:hAnsi="Calibri" w:eastAsia="ＭＳ ゴシック" w:cs="" w:asciiTheme="majorHAnsi" w:cstheme="majorBidi" w:eastAsiaTheme="majorEastAsia" w:hAnsiTheme="majorHAnsi"/>
+      <w:rFonts w:ascii="Calibri" w:hAnsi="Calibri" w:eastAsia="" w:cs="" w:asciiTheme="majorHAnsi" w:cstheme="majorBidi" w:eastAsiaTheme="majorEastAsia" w:hAnsiTheme="majorHAnsi"/>
       <w:color w:themeColor="accent1" w:val="4F81BD"/>
       <w:sz w:val="20"/>
       <w:szCs w:val="20"/>
@@ -14764,7 +15551,7 @@
     <w:qFormat/>
     <w:rsid w:val="00fc693f"/>
     <w:rPr>
-      <w:rFonts w:ascii="Calibri" w:hAnsi="Calibri" w:eastAsia="ＭＳ ゴシック" w:cs="" w:asciiTheme="majorHAnsi" w:cstheme="majorBidi" w:eastAsiaTheme="majorEastAsia" w:hAnsiTheme="majorHAnsi"/>
+      <w:rFonts w:ascii="Calibri" w:hAnsi="Calibri" w:eastAsia="" w:cs="" w:asciiTheme="majorHAnsi" w:cstheme="majorBidi" w:eastAsiaTheme="majorEastAsia" w:hAnsiTheme="majorHAnsi"/>
       <w:i/>
       <w:iCs/>
       <w:color w:themeColor="text1" w:themeTint="bf" w:val="404040"/>
@@ -14879,7 +15666,6 @@
     <w:name w:val="見出し"/>
     <w:basedOn w:val="Normal"/>
     <w:next w:val="BodyText"/>
-    <w:qFormat/>
     <w:pPr>
       <w:keepNext w:val="true"/>
       <w:spacing w:before="240" w:after="120"/>
@@ -14938,6 +15724,31 @@
   <w:style w:type="paragraph" w:styleId="Style6">
     <w:name w:val="索引"/>
     <w:basedOn w:val="Normal"/>
+    <w:pPr>
+      <w:suppressLineNumbers/>
+    </w:pPr>
+    <w:rPr>
+      <w:rFonts w:cs="Arial"/>
+    </w:rPr>
+  </w:style>
+  <w:style w:type="paragraph" w:styleId="user">
+    <w:name w:val="見出し (user)"/>
+    <w:basedOn w:val="Normal"/>
+    <w:next w:val="BodyText"/>
+    <w:qFormat/>
+    <w:pPr>
+      <w:keepNext w:val="true"/>
+      <w:spacing w:before="240" w:after="120"/>
+    </w:pPr>
+    <w:rPr>
+      <w:rFonts w:ascii="Liberation Sans" w:hAnsi="Liberation Sans" w:eastAsia="Noto Sans JP" w:cs="Arial"/>
+      <w:sz w:val="28"/>
+      <w:szCs w:val="28"/>
+    </w:rPr>
+  </w:style>
+  <w:style w:type="paragraph" w:styleId="user1">
+    <w:name w:val="索引 (user)"/>
+    <w:basedOn w:val="Normal"/>
     <w:qFormat/>
     <w:pPr>
       <w:suppressLineNumbers/>
@@ -14946,10 +15757,16 @@
       <w:rFonts w:cs="Arial"/>
     </w:rPr>
   </w:style>
+  <w:style w:type="paragraph" w:styleId="user2">
+    <w:name w:val="ヘッダーとフッター (user)"/>
+    <w:basedOn w:val="Normal"/>
+    <w:qFormat/>
+    <w:pPr/>
+    <w:rPr/>
+  </w:style>
   <w:style w:type="paragraph" w:styleId="Style7">
     <w:name w:val="ヘッダーとフッター"/>
     <w:basedOn w:val="Normal"/>
-    <w:qFormat/>
     <w:pPr/>
     <w:rPr/>
   </w:style>
@@ -14994,12 +15811,13 @@
     <w:rsid w:val="00fc693f"/>
     <w:pPr>
       <w:widowControl/>
+      <w:suppressAutoHyphens w:val="true"/>
       <w:bidi w:val="0"/>
       <w:spacing w:lineRule="auto" w:line="240" w:before="0" w:after="0"/>
       <w:jc w:val="start"/>
     </w:pPr>
     <w:rPr>
-      <w:rFonts w:ascii="Cambria" w:hAnsi="Cambria" w:eastAsia="ＭＳ 明朝" w:cs="" w:asciiTheme="minorHAnsi" w:cstheme="minorBidi" w:eastAsiaTheme="minorEastAsia" w:hAnsiTheme="minorHAnsi"/>
+      <w:rFonts w:ascii="Cambria" w:hAnsi="Cambria" w:eastAsia="" w:cs="" w:asciiTheme="minorHAnsi" w:cstheme="minorBidi" w:eastAsiaTheme="minorEastAsia" w:hAnsiTheme="minorHAnsi"/>
       <w:color w:val="auto"/>
       <w:kern w:val="0"/>
       <w:sz w:val="22"/>
@@ -15023,7 +15841,7 @@
       <w:contextualSpacing/>
     </w:pPr>
     <w:rPr>
-      <w:rFonts w:ascii="Calibri" w:hAnsi="Calibri" w:eastAsia="ＭＳ ゴシック" w:cs="" w:asciiTheme="majorHAnsi" w:cstheme="majorBidi" w:eastAsiaTheme="majorEastAsia" w:hAnsiTheme="majorHAnsi"/>
+      <w:rFonts w:ascii="Calibri" w:hAnsi="Calibri" w:eastAsia="" w:cs="" w:asciiTheme="majorHAnsi" w:cstheme="majorBidi" w:eastAsiaTheme="majorEastAsia" w:hAnsiTheme="majorHAnsi"/>
       <w:color w:themeColor="text2" w:themeShade="bf" w:val="17365D"/>
       <w:spacing w:val="5"/>
       <w:kern w:val="2"/>
@@ -15041,7 +15859,7 @@
     <w:rsid w:val="00fc693f"/>
     <w:pPr/>
     <w:rPr>
-      <w:rFonts w:ascii="Calibri" w:hAnsi="Calibri" w:eastAsia="ＭＳ ゴシック" w:cs="" w:asciiTheme="majorHAnsi" w:cstheme="majorBidi" w:eastAsiaTheme="majorEastAsia" w:hAnsiTheme="majorHAnsi"/>
+      <w:rFonts w:ascii="Calibri" w:hAnsi="Calibri" w:eastAsia="" w:cs="" w:asciiTheme="majorHAnsi" w:cstheme="majorBidi" w:eastAsiaTheme="majorEastAsia" w:hAnsiTheme="majorHAnsi"/>
       <w:i/>
       <w:iCs/>
       <w:color w:themeColor="accent1" w:val="4F81BD"/>
@@ -15274,12 +16092,13 @@
         <w:tab w:val="left" w:pos="3456" w:leader="none"/>
         <w:tab w:val="left" w:pos="4032" w:leader="none"/>
       </w:tabs>
+      <w:suppressAutoHyphens w:val="true"/>
       <w:bidi w:val="0"/>
       <w:spacing w:lineRule="auto" w:line="276" w:before="0" w:after="200"/>
       <w:jc w:val="start"/>
     </w:pPr>
     <w:rPr>
-      <w:rFonts w:ascii="Courier" w:hAnsi="Courier" w:eastAsia="ＭＳ 明朝" w:cs="" w:cstheme="minorBidi" w:eastAsiaTheme="minorEastAsia"/>
+      <w:rFonts w:ascii="Courier" w:hAnsi="Courier" w:eastAsia="" w:cs="" w:cstheme="minorBidi" w:eastAsiaTheme="minorEastAsia"/>
       <w:color w:val="auto"/>
       <w:kern w:val="0"/>
       <w:sz w:val="20"/>
@@ -15327,7 +16146,7 @@
   </w:style>
   <w:style w:type="paragraph" w:styleId="IndexHeading">
     <w:name w:val="index heading"/>
-    <w:basedOn w:val="Style5"/>
+    <w:basedOn w:val="user"/>
     <w:pPr/>
     <w:rPr/>
   </w:style>
@@ -15345,8 +16164,8 @@
     </w:pPr>
     <w:rPr/>
   </w:style>
-  <w:style w:type="numbering" w:styleId="Style8" w:default="1">
-    <w:name w:val="記号なし"/>
+  <w:style w:type="numbering" w:styleId="user3" w:default="1">
+    <w:name w:val="記号なし (user)"/>
     <w:uiPriority w:val="99"/>
     <w:semiHidden/>
     <w:unhideWhenUsed/>
@@ -18477,7 +19296,6 @@
       <w:pPr>
         <w:spacing w:before="0" w:after="0" w:line="240" w:lineRule="auto"/>
       </w:pPr>
-      <w:rPr/>
       <w:tblPr/>
       <w:tcPr>
         <w:tcBorders>
@@ -18623,7 +19441,6 @@
       <w:pPr>
         <w:spacing w:before="0" w:after="0" w:line="240" w:lineRule="auto"/>
       </w:pPr>
-      <w:rPr/>
       <w:tblPr/>
       <w:tcPr>
         <w:tcBorders>
@@ -18769,7 +19586,6 @@
       <w:pPr>
         <w:spacing w:before="0" w:after="0" w:line="240" w:lineRule="auto"/>
       </w:pPr>
-      <w:rPr/>
       <w:tblPr/>
       <w:tcPr>
         <w:tcBorders>
@@ -18915,7 +19731,6 @@
       <w:pPr>
         <w:spacing w:before="0" w:after="0" w:line="240" w:lineRule="auto"/>
       </w:pPr>
-      <w:rPr/>
       <w:tblPr/>
       <w:tcPr>
         <w:tcBorders>
@@ -19061,7 +19876,6 @@
       <w:pPr>
         <w:spacing w:before="0" w:after="0" w:line="240" w:lineRule="auto"/>
       </w:pPr>
-      <w:rPr/>
       <w:tblPr/>
       <w:tcPr>
         <w:tcBorders>
@@ -19207,7 +20021,6 @@
       <w:pPr>
         <w:spacing w:before="0" w:after="0" w:line="240" w:lineRule="auto"/>
       </w:pPr>
-      <w:rPr/>
       <w:tblPr/>
       <w:tcPr>
         <w:tcBorders>
@@ -19353,7 +20166,6 @@
       <w:pPr>
         <w:spacing w:before="0" w:after="0" w:line="240" w:lineRule="auto"/>
       </w:pPr>
-      <w:rPr/>
       <w:tblPr/>
       <w:tcPr>
         <w:tcBorders>
